--- a/svoyo-delo/대본/3부/06화_Tsena.docx
+++ b/svoyo-delo/대본/3부/06화_Tsena.docx
@@ -113,7 +113,7 @@
         <w:t xml:space="preserve"> </w:t>
       </w:r>
       <w:r>
-        <w:t xml:space="preserve">- 규칙: 지문 없음. 전 화 100% 「화자명: 대사」. 1턴 15단어 이내 + 긴 턴 10~15회(25~35단어), 낭독 2회(가격 인상 편지, 상담 라인 문구). 문법 초점(B2): 가정법(Если бы вы дали мне скидку…, я бы перестала…), 설득(Иначе через год…), 비교(дороже Волкова).</w:t>
+        <w:t xml:space="preserve">- 규칙: 지문 없음. 전 화 100% 「화자명: 대사」. 1턴 20단어 이내 + 긴 턴 10~15회(30~50단어), 낭독 2회(가격 인상 편지, 상담 라인 문구). 문법 초점(B2): 가정법(Если бы вы дали мне скидку…, я бы перестала…), 설득(Иначе через год…), 비교(дороже Волкова).</w:t>
       </w:r>
       <w:r>
         <w:t xml:space="preserve"> </w:t>
@@ -618,119 +618,119 @@
         <w:pStyle w:val="FirstParagraph"/>
       </w:pPr>
       <w:r>
-        <w:t xml:space="preserve">IRINA: Доброе утро. Плохая цифра. Рубль за месяц упал на двенадцать процентов.</w:t>
-      </w:r>
-    </w:p>
-    <w:p>
-      <w:pPr>
-        <w:pStyle w:val="BodyText"/>
-      </w:pPr>
-      <w:r>
-        <w:t xml:space="preserve">ALEKSEY: Двенадцать? Мы же платим Сеулу в долларах.</w:t>
-      </w:r>
-    </w:p>
-    <w:p>
-      <w:pPr>
-        <w:pStyle w:val="BodyText"/>
-      </w:pPr>
-      <w:r>
-        <w:t xml:space="preserve">IRINA: Именно. Двадцать восемь долларов за шприц. В марте — две тысячи пятьсот рублей. Сейчас — две восемьсот.</w:t>
-      </w:r>
-    </w:p>
-    <w:p>
-      <w:pPr>
-        <w:pStyle w:val="BodyText"/>
-      </w:pPr>
-      <w:r>
-        <w:t xml:space="preserve">OLGA: А продаём по девять тысяч. Как в салфетке.</w:t>
-      </w:r>
-    </w:p>
-    <w:p>
-      <w:pPr>
-        <w:pStyle w:val="BodyText"/>
-      </w:pPr>
-      <w:r>
-        <w:t xml:space="preserve">IRINA: Маржа была тридцать восемь. Стала двадцать шесть. Ещё такой месяц — и ноль.</w:t>
-      </w:r>
-    </w:p>
-    <w:p>
-      <w:pPr>
-        <w:pStyle w:val="BodyText"/>
-      </w:pPr>
-      <w:r>
-        <w:t xml:space="preserve">DIMA: И ещё одно. Галина Петровна просит встречу. Тема — «скидка за объём».</w:t>
-      </w:r>
-    </w:p>
-    <w:p>
-      <w:pPr>
-        <w:pStyle w:val="BodyText"/>
-      </w:pPr>
-      <w:r>
-        <w:t xml:space="preserve">ALEKSEY: Скидка. Сейчас.</w:t>
-      </w:r>
-    </w:p>
-    <w:p>
-      <w:pPr>
-        <w:pStyle w:val="BodyText"/>
-      </w:pPr>
-      <w:r>
-        <w:t xml:space="preserve">DIMA: И «Северная Фарма» снизила цену на европейский филлер. Восемь с половиной тысяч.</w:t>
-      </w:r>
-    </w:p>
-    <w:p>
-      <w:pPr>
-        <w:pStyle w:val="BodyText"/>
-      </w:pPr>
-      <w:r>
-        <w:t xml:space="preserve">OLGA: «Северная Фарма». Волков. Самый большой дистрибьютор в стране. Они могут себе позволить.</w:t>
-      </w:r>
-    </w:p>
-    <w:p>
-      <w:pPr>
-        <w:pStyle w:val="BodyText"/>
-      </w:pPr>
-      <w:r>
-        <w:t xml:space="preserve">ALEKSEY: Значит, у нас три проблемы. Рубль, Галина и Волков.</w:t>
-      </w:r>
-    </w:p>
-    <w:p>
-      <w:pPr>
-        <w:pStyle w:val="BodyText"/>
-      </w:pPr>
-      <w:r>
-        <w:t xml:space="preserve">IRINA: Одна проблема. Цена. Мы её ни разу не обсуждали всерьёз.</w:t>
-      </w:r>
-    </w:p>
-    <w:p>
-      <w:pPr>
-        <w:pStyle w:val="BodyText"/>
-      </w:pPr>
-      <w:r>
-        <w:t xml:space="preserve">DIMA: А можно я спрошу? Как в нашей компании решают цену?</w:t>
-      </w:r>
-    </w:p>
-    <w:p>
-      <w:pPr>
-        <w:pStyle w:val="BodyText"/>
-      </w:pPr>
-      <w:r>
-        <w:t xml:space="preserve">OLGA: Хороший вопрос. Ответ: никак. До сегодняшнего дня.</w:t>
-      </w:r>
-    </w:p>
-    <w:p>
-      <w:pPr>
-        <w:pStyle w:val="BodyText"/>
-      </w:pPr>
-      <w:r>
-        <w:t xml:space="preserve">ALEKSEY: Тогда сегодня решим. Давайте по делу.</w:t>
-      </w:r>
-    </w:p>
-    <w:p>
-      <w:pPr>
-        <w:pStyle w:val="BodyText"/>
-      </w:pPr>
-      <w:r>
-        <w:t xml:space="preserve">IRINA: Я подготовила таблицу. Три варианта. И одно правило, которое не обсуждается.</w:t>
+        <w:t xml:space="preserve">IRINA: Доброе утро. У меня плохая цифра: рубль за месяц упал на двенадцать процентов.</w:t>
+      </w:r>
+    </w:p>
+    <w:p>
+      <w:pPr>
+        <w:pStyle w:val="BodyText"/>
+      </w:pPr>
+      <w:r>
+        <w:t xml:space="preserve">ALEKSEY: На двенадцать? Но мы же платим Сеулу в долларах.</w:t>
+      </w:r>
+    </w:p>
+    <w:p>
+      <w:pPr>
+        <w:pStyle w:val="BodyText"/>
+      </w:pPr>
+      <w:r>
+        <w:t xml:space="preserve">IRINA: Именно. Двадцать восемь долларов за шприц в марте были две тысячи пятьсот рублей, а сейчас две восемьсот.</w:t>
+      </w:r>
+    </w:p>
+    <w:p>
+      <w:pPr>
+        <w:pStyle w:val="BodyText"/>
+      </w:pPr>
+      <w:r>
+        <w:t xml:space="preserve">OLGA: А продаём мы по-прежнему по девять тысяч, как было написано на салфетке.</w:t>
+      </w:r>
+    </w:p>
+    <w:p>
+      <w:pPr>
+        <w:pStyle w:val="BodyText"/>
+      </w:pPr>
+      <w:r>
+        <w:t xml:space="preserve">IRINA: Маржа была тридцать восемь, а стала двадцать шесть. Ещё один такой месяц, и будет ноль.</w:t>
+      </w:r>
+    </w:p>
+    <w:p>
+      <w:pPr>
+        <w:pStyle w:val="BodyText"/>
+      </w:pPr>
+      <w:r>
+        <w:t xml:space="preserve">DIMA: И ещё одно. Галина Петровна просит о встрече, и тема у неё — «скидка за объём».</w:t>
+      </w:r>
+    </w:p>
+    <w:p>
+      <w:pPr>
+        <w:pStyle w:val="BodyText"/>
+      </w:pPr>
+      <w:r>
+        <w:t xml:space="preserve">ALEKSEY: Скидка? Сейчас, когда рубль падает? Очень вовремя.</w:t>
+      </w:r>
+    </w:p>
+    <w:p>
+      <w:pPr>
+        <w:pStyle w:val="BodyText"/>
+      </w:pPr>
+      <w:r>
+        <w:t xml:space="preserve">DIMA: А «Северная Фарма» снизила цену на европейский филлер до восьми с половиной тысяч.</w:t>
+      </w:r>
+    </w:p>
+    <w:p>
+      <w:pPr>
+        <w:pStyle w:val="BodyText"/>
+      </w:pPr>
+      <w:r>
+        <w:t xml:space="preserve">OLGA: «Северная Фарма» — это Волков, самый большой дистрибьютор в стране. Они могут себе это позволить.</w:t>
+      </w:r>
+    </w:p>
+    <w:p>
+      <w:pPr>
+        <w:pStyle w:val="BodyText"/>
+      </w:pPr>
+      <w:r>
+        <w:t xml:space="preserve">ALEKSEY: Значит, у нас три проблемы: рубль, Галина и Волков.</w:t>
+      </w:r>
+    </w:p>
+    <w:p>
+      <w:pPr>
+        <w:pStyle w:val="BodyText"/>
+      </w:pPr>
+      <w:r>
+        <w:t xml:space="preserve">IRINA: Нет, проблема одна, и это цена. Мы её ни разу не обсуждали всерьёз.</w:t>
+      </w:r>
+    </w:p>
+    <w:p>
+      <w:pPr>
+        <w:pStyle w:val="BodyText"/>
+      </w:pPr>
+      <w:r>
+        <w:t xml:space="preserve">DIMA: А можно я спрошу? Как в нашей компании вообще решают, какая будет цена?</w:t>
+      </w:r>
+    </w:p>
+    <w:p>
+      <w:pPr>
+        <w:pStyle w:val="BodyText"/>
+      </w:pPr>
+      <w:r>
+        <w:t xml:space="preserve">OLGA: Хороший вопрос. А ответ такой: никак, до сегодняшнего дня.</w:t>
+      </w:r>
+    </w:p>
+    <w:p>
+      <w:pPr>
+        <w:pStyle w:val="BodyText"/>
+      </w:pPr>
+      <w:r>
+        <w:t xml:space="preserve">ALEKSEY: Тогда сегодня и решим. Давайте по делу.</w:t>
+      </w:r>
+    </w:p>
+    <w:p>
+      <w:pPr>
+        <w:pStyle w:val="BodyText"/>
+      </w:pPr>
+      <w:r>
+        <w:t xml:space="preserve">IRINA: Я подготовила таблицу с тремя вариантами и одним правилом, которое не обсуждается.</w:t>
       </w:r>
     </w:p>
     <w:bookmarkEnd w:id="21"/>
@@ -748,63 +748,63 @@
         <w:pStyle w:val="FirstParagraph"/>
       </w:pPr>
       <w:r>
-        <w:t xml:space="preserve">ALEKSEY: Сначала правило.</w:t>
-      </w:r>
-    </w:p>
-    <w:p>
-      <w:pPr>
-        <w:pStyle w:val="BodyText"/>
-      </w:pPr>
-      <w:r>
-        <w:t xml:space="preserve">IRINA: Никаких тайных скидок. Никому. Если скидка есть — она есть для всех, в прайс-листе. Если её нет в прайсе — её нет. Это правило я прошу записать в протокол сегодня.</w:t>
-      </w:r>
-    </w:p>
-    <w:p>
-      <w:pPr>
-        <w:pStyle w:val="BodyText"/>
-      </w:pPr>
-      <w:r>
-        <w:t xml:space="preserve">OLGA: Это пункт первый, только про цену. Тайная скидка — это тот же конверт, только в бухгалтерии.</w:t>
-      </w:r>
-    </w:p>
-    <w:p>
-      <w:pPr>
-        <w:pStyle w:val="BodyText"/>
-      </w:pPr>
-      <w:r>
-        <w:t xml:space="preserve">DIMA: Почему? Галине — скидка за объём. Это же честно.</w:t>
-      </w:r>
-    </w:p>
-    <w:p>
-      <w:pPr>
-        <w:pStyle w:val="BodyText"/>
-      </w:pPr>
-      <w:r>
-        <w:t xml:space="preserve">IRINA: Честно, если врач в Химках с таким же объёмом получит такую же скидку. Если Галине — пятнадцать, а ему — ноль, это уже не скидка. Это отношения. А отношения в цене — первый шаг к откату.</w:t>
-      </w:r>
-    </w:p>
-    <w:p>
-      <w:pPr>
-        <w:pStyle w:val="BodyText"/>
-      </w:pPr>
-      <w:r>
-        <w:t xml:space="preserve">DIMA: Видел. Вадим.</w:t>
-      </w:r>
-    </w:p>
-    <w:p>
-      <w:pPr>
-        <w:pStyle w:val="BodyText"/>
-      </w:pPr>
-      <w:r>
-        <w:t xml:space="preserve">ALEKSEY: Хорошо. Варианты.</w:t>
-      </w:r>
-    </w:p>
-    <w:p>
-      <w:pPr>
-        <w:pStyle w:val="BodyText"/>
-      </w:pPr>
-      <w:r>
-        <w:t xml:space="preserve">IRINA: Первый — держим девять. Маржа двадцать шесть. Если рубль упадёт ещё — работаем в ноль.</w:t>
+        <w:t xml:space="preserve">ALEKSEY: Давайте сначала правило, а потом варианты.</w:t>
+      </w:r>
+    </w:p>
+    <w:p>
+      <w:pPr>
+        <w:pStyle w:val="BodyText"/>
+      </w:pPr>
+      <w:r>
+        <w:t xml:space="preserve">IRINA: Никаких тайных скидок. Никому. Если скидка есть, она есть для всех, в прайс-листе. Если её нет в прайсе, её нет вообще. Это правило я прошу записать в протокол сегодня, до того как мы обсудим цифры.</w:t>
+      </w:r>
+    </w:p>
+    <w:p>
+      <w:pPr>
+        <w:pStyle w:val="BodyText"/>
+      </w:pPr>
+      <w:r>
+        <w:t xml:space="preserve">OLGA: Это наш пункт первый, только про цену. Тайная скидка — это тот же конверт, только он лежит в бухгалтерии.</w:t>
+      </w:r>
+    </w:p>
+    <w:p>
+      <w:pPr>
+        <w:pStyle w:val="BodyText"/>
+      </w:pPr>
+      <w:r>
+        <w:t xml:space="preserve">DIMA: Почему? Галине скидка за объём, это же честно, она покупает больше всех.</w:t>
+      </w:r>
+    </w:p>
+    <w:p>
+      <w:pPr>
+        <w:pStyle w:val="BodyText"/>
+      </w:pPr>
+      <w:r>
+        <w:t xml:space="preserve">IRINA: Честно, если врач в Химках с таким же объёмом получит такую же скидку. Если Галине пятнадцать, а ему ноль, это уже не скидка, а отношения. А отношения в цене — первый шаг к откату.</w:t>
+      </w:r>
+    </w:p>
+    <w:p>
+      <w:pPr>
+        <w:pStyle w:val="BodyText"/>
+      </w:pPr>
+      <w:r>
+        <w:t xml:space="preserve">DIMA: Да, я это видел своими глазами. Вадим.</w:t>
+      </w:r>
+    </w:p>
+    <w:p>
+      <w:pPr>
+        <w:pStyle w:val="BodyText"/>
+      </w:pPr>
+      <w:r>
+        <w:t xml:space="preserve">ALEKSEY: Хорошо, с правилом понятно. Теперь давайте варианты.</w:t>
+      </w:r>
+    </w:p>
+    <w:p>
+      <w:pPr>
+        <w:pStyle w:val="BodyText"/>
+      </w:pPr>
+      <w:r>
+        <w:t xml:space="preserve">IRINA: Первый — держим девять тысяч. Маржа двадцать шесть, а если рубль упадёт ещё, будем работать в ноль.</w:t>
       </w:r>
     </w:p>
     <w:p>
@@ -820,79 +820,79 @@
         <w:pStyle w:val="BodyText"/>
       </w:pPr>
       <w:r>
-        <w:t xml:space="preserve">IRINA: Второй — поднимаем до девяти восьмисот. Плюс девять процентов. Маржа возвращается к тридцати пяти.</w:t>
-      </w:r>
-    </w:p>
-    <w:p>
-      <w:pPr>
-        <w:pStyle w:val="BodyText"/>
-      </w:pPr>
-      <w:r>
-        <w:t xml:space="preserve">ALEKSEY: Девять восемьсот. А «Северная Фарма» — восемь с половиной. Разница — больше тысячи.</w:t>
-      </w:r>
-    </w:p>
-    <w:p>
-      <w:pPr>
-        <w:pStyle w:val="BodyText"/>
-      </w:pPr>
-      <w:r>
-        <w:t xml:space="preserve">IRINA: Третий — поднимаем, но со шкалой. Базовая — девять восемьсот. От ста шприцев в квартал — минус пять процентов. От трёхсот — минус восемь. Для всех одинаково. Это я считала всю ночь.</w:t>
-      </w:r>
-    </w:p>
-    <w:p>
-      <w:pPr>
-        <w:pStyle w:val="BodyText"/>
-      </w:pPr>
-      <w:r>
-        <w:t xml:space="preserve">DIMA: Значит, Галина при трёхстах получает минус восемь. И врач в Химках, если купит триста, — тоже.</w:t>
-      </w:r>
-    </w:p>
-    <w:p>
-      <w:pPr>
-        <w:pStyle w:val="BodyText"/>
-      </w:pPr>
-      <w:r>
-        <w:t xml:space="preserve">IRINA: Тоже. Вот это и есть честная скидка. Она в бумаге, а не в разговоре.</w:t>
-      </w:r>
-    </w:p>
-    <w:p>
-      <w:pPr>
-        <w:pStyle w:val="BodyText"/>
-      </w:pPr>
-      <w:r>
-        <w:t xml:space="preserve">ALEKSEY: А как объяснить врачам, почему мы дороже Волкова?</w:t>
-      </w:r>
-    </w:p>
-    <w:p>
-      <w:pPr>
-        <w:pStyle w:val="BodyText"/>
-      </w:pPr>
-      <w:r>
-        <w:t xml:space="preserve">OLGA: Не объяснять. Перечислять. Что входит в девять восемьсот?</w:t>
-      </w:r>
-    </w:p>
-    <w:p>
-      <w:pPr>
-        <w:pStyle w:val="BodyText"/>
-      </w:pPr>
-      <w:r>
-        <w:t xml:space="preserve">DIMA: Курс. Протокол осложнений. Телефон Корниловой и Фоминой ночью. Отчёты эксперту. Номер партии на каждой коробке.</w:t>
-      </w:r>
-    </w:p>
-    <w:p>
-      <w:pPr>
-        <w:pStyle w:val="BodyText"/>
-      </w:pPr>
-      <w:r>
-        <w:t xml:space="preserve">OLGA: Вот. Волков продаёт шприц. Вы продаёте шприц и ночной телефон Корниловой.</w:t>
-      </w:r>
-    </w:p>
-    <w:p>
-      <w:pPr>
-        <w:pStyle w:val="BodyText"/>
-      </w:pPr>
-      <w:r>
-        <w:t xml:space="preserve">ALEKSEY: Хорошая фраза. Но Корнилова не согласится, чтобы её телефон был в прайсе.</w:t>
+        <w:t xml:space="preserve">IRINA: Второй — поднимаем до девяти восьмисот, то есть плюс девять процентов. Тогда маржа возвращается к тридцати пяти.</w:t>
+      </w:r>
+    </w:p>
+    <w:p>
+      <w:pPr>
+        <w:pStyle w:val="BodyText"/>
+      </w:pPr>
+      <w:r>
+        <w:t xml:space="preserve">ALEKSEY: Девять восемьсот, а у «Северной Фармы» восемь с половиной. Разница получается больше тысячи.</w:t>
+      </w:r>
+    </w:p>
+    <w:p>
+      <w:pPr>
+        <w:pStyle w:val="BodyText"/>
+      </w:pPr>
+      <w:r>
+        <w:t xml:space="preserve">IRINA: Третий — поднимаем, но со шкалой. Базовая цена девять восемьсот. От ста шприцев в квартал минус пять процентов, от трёхсот минус восемь, и для всех одинаково. Это я считала всю ночь.</w:t>
+      </w:r>
+    </w:p>
+    <w:p>
+      <w:pPr>
+        <w:pStyle w:val="BodyText"/>
+      </w:pPr>
+      <w:r>
+        <w:t xml:space="preserve">DIMA: Значит, Галина при трёхстах получает минус восемь. И врач в Химках, если купит триста, тоже получит минус восемь.</w:t>
+      </w:r>
+    </w:p>
+    <w:p>
+      <w:pPr>
+        <w:pStyle w:val="BodyText"/>
+      </w:pPr>
+      <w:r>
+        <w:t xml:space="preserve">IRINA: Тоже. Вот это и есть честная скидка, потому что она в бумаге, а не в разговоре.</w:t>
+      </w:r>
+    </w:p>
+    <w:p>
+      <w:pPr>
+        <w:pStyle w:val="BodyText"/>
+      </w:pPr>
+      <w:r>
+        <w:t xml:space="preserve">ALEKSEY: А как мы объясним врачам, почему мы дороже Волкова?</w:t>
+      </w:r>
+    </w:p>
+    <w:p>
+      <w:pPr>
+        <w:pStyle w:val="BodyText"/>
+      </w:pPr>
+      <w:r>
+        <w:t xml:space="preserve">OLGA: Не объяснять, а перечислять. Что входит в ваши девять восемьсот?</w:t>
+      </w:r>
+    </w:p>
+    <w:p>
+      <w:pPr>
+        <w:pStyle w:val="BodyText"/>
+      </w:pPr>
+      <w:r>
+        <w:t xml:space="preserve">DIMA: Курс, протокол осложнений, телефон Корниловой и Фоминой ночью, отчёты эксперту и номер партии на каждой коробке.</w:t>
+      </w:r>
+    </w:p>
+    <w:p>
+      <w:pPr>
+        <w:pStyle w:val="BodyText"/>
+      </w:pPr>
+      <w:r>
+        <w:t xml:space="preserve">OLGA: Вот. Волков продаёт шприц, а вы продаёте шприц и ночной телефон Корниловой.</w:t>
+      </w:r>
+    </w:p>
+    <w:p>
+      <w:pPr>
+        <w:pStyle w:val="BodyText"/>
+      </w:pPr>
+      <w:r>
+        <w:t xml:space="preserve">ALEKSEY: Хорошая фраза. Но Корнилова вряд ли согласится, чтобы её телефон был в прайсе.</w:t>
       </w:r>
     </w:p>
     <w:p>
@@ -908,23 +908,23 @@
         <w:pStyle w:val="BodyText"/>
       </w:pPr>
       <w:r>
-        <w:t xml:space="preserve">IRINA: Когда? С какого числа?</w:t>
-      </w:r>
-    </w:p>
-    <w:p>
-      <w:pPr>
-        <w:pStyle w:val="BodyText"/>
-      </w:pPr>
-      <w:r>
-        <w:t xml:space="preserve">OLGA: Не завтра. Шестьдесят дней. Письмо всем клиентам. Новая цена — с первого июня. Старые договоры — по старой цене до конца. Так делают компании, которые собираются жить долго.</w:t>
-      </w:r>
-    </w:p>
-    <w:p>
-      <w:pPr>
-        <w:pStyle w:val="BodyText"/>
-      </w:pPr>
-      <w:r>
-        <w:t xml:space="preserve">ALEKSEY: Шестьдесят дней — это два месяца плохой маржи.</w:t>
+        <w:t xml:space="preserve">IRINA: А когда мы начнём? С какого числа будет новая цена?</w:t>
+      </w:r>
+    </w:p>
+    <w:p>
+      <w:pPr>
+        <w:pStyle w:val="BodyText"/>
+      </w:pPr>
+      <w:r>
+        <w:t xml:space="preserve">OLGA: Не завтра. Через шестьдесят дней, и письмо всем клиентам. Новая цена с первого июня, а старые договоры по старой цене до конца срока. Так делают компании, которые собираются жить долго.</w:t>
+      </w:r>
+    </w:p>
+    <w:p>
+      <w:pPr>
+        <w:pStyle w:val="BodyText"/>
+      </w:pPr>
+      <w:r>
+        <w:t xml:space="preserve">ALEKSEY: Но шестьдесят дней — это два месяца плохой маржи.</w:t>
       </w:r>
     </w:p>
     <w:p>
@@ -940,23 +940,23 @@
         <w:pStyle w:val="BodyText"/>
       </w:pPr>
       <w:r>
-        <w:t xml:space="preserve">DIMA: А мой бонус? Он же не процент. Он не изменится?</w:t>
-      </w:r>
-    </w:p>
-    <w:p>
-      <w:pPr>
-        <w:pStyle w:val="BodyText"/>
-      </w:pPr>
-      <w:r>
-        <w:t xml:space="preserve">IRINA: Не изменится. Вы получаете за врачей, а не за рубли. Цена вас не касается.</w:t>
-      </w:r>
-    </w:p>
-    <w:p>
-      <w:pPr>
-        <w:pStyle w:val="BodyText"/>
-      </w:pPr>
-      <w:r>
-        <w:t xml:space="preserve">DIMA: Хорошо. Тогда я могу спокойно говорить про цену. Мне не выгодно её завышать или занижать.</w:t>
+        <w:t xml:space="preserve">DIMA: А что будет с моим бонусом? Он же не процент, значит, он не изменится?</w:t>
+      </w:r>
+    </w:p>
+    <w:p>
+      <w:pPr>
+        <w:pStyle w:val="BodyText"/>
+      </w:pPr>
+      <w:r>
+        <w:t xml:space="preserve">IRINA: Не изменится, потому что вы получаете за врачей, а не за рубли. Цена вас не касается.</w:t>
+      </w:r>
+    </w:p>
+    <w:p>
+      <w:pPr>
+        <w:pStyle w:val="BodyText"/>
+      </w:pPr>
+      <w:r>
+        <w:t xml:space="preserve">DIMA: Хорошо. Тогда я могу спокойно говорить про цену, ведь мне не выгодно её ни завышать, ни занижать.</w:t>
       </w:r>
     </w:p>
     <w:p>
@@ -972,47 +972,47 @@
         <w:pStyle w:val="BodyText"/>
       </w:pPr>
       <w:r>
-        <w:t xml:space="preserve">ALEKSEY: Решаем. Вариант три. Девять восемьсот, шкала для всех, шестьдесят дней. Голосуем.</w:t>
-      </w:r>
-    </w:p>
-    <w:p>
-      <w:pPr>
-        <w:pStyle w:val="BodyText"/>
-      </w:pPr>
-      <w:r>
-        <w:t xml:space="preserve">IRINA: За.</w:t>
-      </w:r>
-    </w:p>
-    <w:p>
-      <w:pPr>
-        <w:pStyle w:val="BodyText"/>
-      </w:pPr>
-      <w:r>
-        <w:t xml:space="preserve">OLGA: За. Единогласно. Протокол.</w:t>
-      </w:r>
-    </w:p>
-    <w:p>
-      <w:pPr>
-        <w:pStyle w:val="BodyText"/>
-      </w:pPr>
-      <w:r>
-        <w:t xml:space="preserve">ALEKSEY: И первая встреча с новой ценой — Галина. Сегодня в три.</w:t>
-      </w:r>
-    </w:p>
-    <w:p>
-      <w:pPr>
-        <w:pStyle w:val="BodyText"/>
-      </w:pPr>
-      <w:r>
-        <w:t xml:space="preserve">DIMA: Она попросит пятнадцать процентов. Она мне уже сказала.</w:t>
-      </w:r>
-    </w:p>
-    <w:p>
-      <w:pPr>
-        <w:pStyle w:val="BodyText"/>
-      </w:pPr>
-      <w:r>
-        <w:t xml:space="preserve">ALEKSEY: Тогда мы скажем ей восемь. Как всем.</w:t>
+        <w:t xml:space="preserve">ALEKSEY: Решаем: вариант три, девять восемьсот, шкала для всех и шестьдесят дней. Голосуем.</w:t>
+      </w:r>
+    </w:p>
+    <w:p>
+      <w:pPr>
+        <w:pStyle w:val="BodyText"/>
+      </w:pPr>
+      <w:r>
+        <w:t xml:space="preserve">IRINA: Я за, и с большим удовольствием.</w:t>
+      </w:r>
+    </w:p>
+    <w:p>
+      <w:pPr>
+        <w:pStyle w:val="BodyText"/>
+      </w:pPr>
+      <w:r>
+        <w:t xml:space="preserve">OLGA: Я тоже за, значит, единогласно. Записываю в протокол.</w:t>
+      </w:r>
+    </w:p>
+    <w:p>
+      <w:pPr>
+        <w:pStyle w:val="BodyText"/>
+      </w:pPr>
+      <w:r>
+        <w:t xml:space="preserve">ALEKSEY: И первая встреча с новой ценой будет у Галины, сегодня в три часа.</w:t>
+      </w:r>
+    </w:p>
+    <w:p>
+      <w:pPr>
+        <w:pStyle w:val="BodyText"/>
+      </w:pPr>
+      <w:r>
+        <w:t xml:space="preserve">DIMA: Она попросит пятнадцать процентов, она мне уже об этом сказала.</w:t>
+      </w:r>
+    </w:p>
+    <w:p>
+      <w:pPr>
+        <w:pStyle w:val="BodyText"/>
+      </w:pPr>
+      <w:r>
+        <w:t xml:space="preserve">ALEKSEY: Тогда мы скажем ей восемь, как и всем остальным.</w:t>
       </w:r>
     </w:p>
     <w:p>
@@ -1038,87 +1038,87 @@
         <w:pStyle w:val="FirstParagraph"/>
       </w:pPr>
       <w:r>
-        <w:t xml:space="preserve">GALINA: Садитесь. Сразу к делу. Двести пятьдесят шприцев за квартал — это я. Хочу пятнадцать процентов.</w:t>
-      </w:r>
-    </w:p>
-    <w:p>
-      <w:pPr>
-        <w:pStyle w:val="BodyText"/>
-      </w:pPr>
-      <w:r>
-        <w:t xml:space="preserve">ALEKSEY: Галина Петровна, у нас с июня новый прайс. Мы принесли его вам первой.</w:t>
-      </w:r>
-    </w:p>
-    <w:p>
-      <w:pPr>
-        <w:pStyle w:val="BodyText"/>
-      </w:pPr>
-      <w:r>
-        <w:t xml:space="preserve">GALINA: Первой. Приятно. Читаю. Девять восемьсот? Вы поднимаете цену? Сейчас? Когда я прошу скидку?</w:t>
-      </w:r>
-    </w:p>
-    <w:p>
-      <w:pPr>
-        <w:pStyle w:val="BodyText"/>
-      </w:pPr>
-      <w:r>
-        <w:t xml:space="preserve">DIMA: Рубль упал на двенадцать процентов. Мы платим заводу в долларах.</w:t>
-      </w:r>
-    </w:p>
-    <w:p>
-      <w:pPr>
-        <w:pStyle w:val="BodyText"/>
-      </w:pPr>
-      <w:r>
-        <w:t xml:space="preserve">GALINA: Это ваши проблемы, молодой человек.</w:t>
-      </w:r>
-    </w:p>
-    <w:p>
-      <w:pPr>
-        <w:pStyle w:val="BodyText"/>
-      </w:pPr>
-      <w:r>
-        <w:t xml:space="preserve">ALEKSEY: Наши. Поэтому мы и не просим вас их решать. Посмотрите вторую строку. Шкала.</w:t>
-      </w:r>
-    </w:p>
-    <w:p>
-      <w:pPr>
-        <w:pStyle w:val="BodyText"/>
-      </w:pPr>
-      <w:r>
-        <w:t xml:space="preserve">GALINA: От ста — минус пять. От трёхсот — минус восемь. Восемь. Я просила пятнадцать.</w:t>
-      </w:r>
-    </w:p>
-    <w:p>
-      <w:pPr>
-        <w:pStyle w:val="BodyText"/>
-      </w:pPr>
-      <w:r>
-        <w:t xml:space="preserve">ALEKSEY: Восемь — для всех, кто покупает триста. Для вас, для клиники в Химках, для Рублёвки. Одинаково.</w:t>
-      </w:r>
-    </w:p>
-    <w:p>
-      <w:pPr>
-        <w:pStyle w:val="BodyText"/>
-      </w:pPr>
-      <w:r>
-        <w:t xml:space="preserve">GALINA: Я не «все». Я — шесть клиник и уволенный закупщик.</w:t>
-      </w:r>
-    </w:p>
-    <w:p>
-      <w:pPr>
-        <w:pStyle w:val="BodyText"/>
-      </w:pPr>
-      <w:r>
-        <w:t xml:space="preserve">DIMA: Вы — первая, кто увидел этот прайс. Это то, что мы можем дать только вам.</w:t>
-      </w:r>
-    </w:p>
-    <w:p>
-      <w:pPr>
-        <w:pStyle w:val="BodyText"/>
-      </w:pPr>
-      <w:r>
-        <w:t xml:space="preserve">GALINA: Красиво. Но мало. «Северная Фарма» даёт восемь с половиной. Без всяких шкал.</w:t>
+        <w:t xml:space="preserve">GALINA: Садитесь, и сразу к делу. Двести пятьдесят шприцев за квартал — это я. Поэтому я хочу пятнадцать процентов.</w:t>
+      </w:r>
+    </w:p>
+    <w:p>
+      <w:pPr>
+        <w:pStyle w:val="BodyText"/>
+      </w:pPr>
+      <w:r>
+        <w:t xml:space="preserve">ALEKSEY: Галина Петровна, у нас с июня новый прайс, и мы принесли его вам первой.</w:t>
+      </w:r>
+    </w:p>
+    <w:p>
+      <w:pPr>
+        <w:pStyle w:val="BodyText"/>
+      </w:pPr>
+      <w:r>
+        <w:t xml:space="preserve">GALINA: Первой? Приятно. Читаю… Девять восемьсот? Вы поднимаете цену сейчас, когда я прошу скидку?</w:t>
+      </w:r>
+    </w:p>
+    <w:p>
+      <w:pPr>
+        <w:pStyle w:val="BodyText"/>
+      </w:pPr>
+      <w:r>
+        <w:t xml:space="preserve">DIMA: Рубль упал на двенадцать процентов, а мы платим заводу в долларах.</w:t>
+      </w:r>
+    </w:p>
+    <w:p>
+      <w:pPr>
+        <w:pStyle w:val="BodyText"/>
+      </w:pPr>
+      <w:r>
+        <w:t xml:space="preserve">GALINA: Это ваши проблемы, молодой человек, а не мои.</w:t>
+      </w:r>
+    </w:p>
+    <w:p>
+      <w:pPr>
+        <w:pStyle w:val="BodyText"/>
+      </w:pPr>
+      <w:r>
+        <w:t xml:space="preserve">ALEKSEY: Наши, поэтому мы и не просим вас их решать. Посмотрите, пожалуйста, вторую строку, где шкала.</w:t>
+      </w:r>
+    </w:p>
+    <w:p>
+      <w:pPr>
+        <w:pStyle w:val="BodyText"/>
+      </w:pPr>
+      <w:r>
+        <w:t xml:space="preserve">GALINA: От ста минус пять, от трёхсот минус восемь. Восемь, а я просила пятнадцать.</w:t>
+      </w:r>
+    </w:p>
+    <w:p>
+      <w:pPr>
+        <w:pStyle w:val="BodyText"/>
+      </w:pPr>
+      <w:r>
+        <w:t xml:space="preserve">ALEKSEY: Восемь для всех, кто покупает триста: для вас, для клиники в Химках, для Рублёвки. Одинаково.</w:t>
+      </w:r>
+    </w:p>
+    <w:p>
+      <w:pPr>
+        <w:pStyle w:val="BodyText"/>
+      </w:pPr>
+      <w:r>
+        <w:t xml:space="preserve">GALINA: Но я не «все». У меня шесть клиник и уволенный закупщик, если вы помните.</w:t>
+      </w:r>
+    </w:p>
+    <w:p>
+      <w:pPr>
+        <w:pStyle w:val="BodyText"/>
+      </w:pPr>
+      <w:r>
+        <w:t xml:space="preserve">DIMA: Зато вы первая, кто увидел этот прайс. Это то, что мы можем дать только вам.</w:t>
+      </w:r>
+    </w:p>
+    <w:p>
+      <w:pPr>
+        <w:pStyle w:val="BodyText"/>
+      </w:pPr>
+      <w:r>
+        <w:t xml:space="preserve">GALINA: Красиво, но мало. «Северная Фарма» даёт восемь с половиной, и без всяких шкал.</w:t>
       </w:r>
     </w:p>
     <w:p>
@@ -1134,143 +1134,143 @@
         <w:pStyle w:val="BodyText"/>
       </w:pPr>
       <w:r>
-        <w:t xml:space="preserve">GALINA: Перечисляйте. Только быстро.</w:t>
-      </w:r>
-    </w:p>
-    <w:p>
-      <w:pPr>
-        <w:pStyle w:val="BodyText"/>
-      </w:pPr>
-      <w:r>
-        <w:t xml:space="preserve">DIMA: Курс для ваших новых врачей. Круглосуточная линия по осложнениям. Протокол гиалуронидазы. Отчёт эксперту, если что-то случится. Номер партии на каждой коробке. И я — если что-то пойдёт не так.</w:t>
-      </w:r>
-    </w:p>
-    <w:p>
-      <w:pPr>
-        <w:pStyle w:val="BodyText"/>
-      </w:pPr>
-      <w:r>
-        <w:t xml:space="preserve">GALINA: А у Волкова этого нет?</w:t>
-      </w:r>
-    </w:p>
-    <w:p>
-      <w:pPr>
-        <w:pStyle w:val="BodyText"/>
-      </w:pPr>
-      <w:r>
-        <w:t xml:space="preserve">ALEKSEY: У Волкова — хороший гель и большой склад. Линии по осложнениям у него нет. Отчёт эксперту он пишет, когда эксперт спросит. А пациентка с осложнением звонит не Волкову. Она звонит вам. Ночью.</w:t>
-      </w:r>
-    </w:p>
-    <w:p>
-      <w:pPr>
-        <w:pStyle w:val="BodyText"/>
-      </w:pPr>
-      <w:r>
-        <w:t xml:space="preserve">GALINA: Мне звонили. Два раза в прошлом году. Не про ваш гель.</w:t>
-      </w:r>
-    </w:p>
-    <w:p>
-      <w:pPr>
-        <w:pStyle w:val="BodyText"/>
-      </w:pPr>
-      <w:r>
-        <w:t xml:space="preserve">DIMA: А кто вам помогал? Ночью?</w:t>
-      </w:r>
-    </w:p>
-    <w:p>
-      <w:pPr>
-        <w:pStyle w:val="BodyText"/>
-      </w:pPr>
-      <w:r>
-        <w:t xml:space="preserve">GALINA: Никто. Мой врач и я. До утра. Поставщик взял трубку в десять.</w:t>
-      </w:r>
-    </w:p>
-    <w:p>
-      <w:pPr>
-        <w:pStyle w:val="BodyText"/>
-      </w:pPr>
-      <w:r>
-        <w:t xml:space="preserve">ALEKSEY: Тогда в наших девяти восьмистах — разница между ночью в одиночку и ночью с Корниловой.</w:t>
-      </w:r>
-    </w:p>
-    <w:p>
-      <w:pPr>
-        <w:pStyle w:val="BodyText"/>
-      </w:pPr>
-      <w:r>
-        <w:t xml:space="preserve">GALINA: Хорошо продаёте. Как Вадим. Только наоборот.</w:t>
-      </w:r>
-    </w:p>
-    <w:p>
-      <w:pPr>
-        <w:pStyle w:val="BodyText"/>
-      </w:pPr>
-      <w:r>
-        <w:t xml:space="preserve">ALEKSEY: Вадим продавал то, что было в его кармане. Мы — то, что в прайсе.</w:t>
-      </w:r>
-    </w:p>
-    <w:p>
-      <w:pPr>
-        <w:pStyle w:val="BodyText"/>
-      </w:pPr>
-      <w:r>
-        <w:t xml:space="preserve">GALINA: А если я уйду к Волкову? Шесть клиник?</w:t>
-      </w:r>
-    </w:p>
-    <w:p>
-      <w:pPr>
-        <w:pStyle w:val="BodyText"/>
-      </w:pPr>
-      <w:r>
-        <w:t xml:space="preserve">ALEKSEY: Мы будем скучать. Но цена для вас останется такой же, как для врача в Химках. Иначе через год в Химках узнают. И тогда мы потеряем и Химки, и вас.</w:t>
-      </w:r>
-    </w:p>
-    <w:p>
-      <w:pPr>
-        <w:pStyle w:val="BodyText"/>
-      </w:pPr>
-      <w:r>
-        <w:t xml:space="preserve">GALINA: Почему меня?</w:t>
-      </w:r>
-    </w:p>
-    <w:p>
-      <w:pPr>
-        <w:pStyle w:val="BodyText"/>
-      </w:pPr>
-      <w:r>
-        <w:t xml:space="preserve">DIMA: Потому что вы перестанете верить нашему прайсу. Если нам можно дать вам пятнадцать, значит, можно и кому-то двадцать. Тайно. Мы этого не хотим. Ни для вас, ни для себя.</w:t>
-      </w:r>
-    </w:p>
-    <w:p>
-      <w:pPr>
-        <w:pStyle w:val="BodyText"/>
-      </w:pPr>
-      <w:r>
-        <w:t xml:space="preserve">GALINA: Ладно. Триста шприцев в квартал. Минус восемь. По вашему прайсу. И я хочу, чтобы линия по осложнениям была в договоре. Если линии не будет в договоре, её не будет и ночью.</w:t>
-      </w:r>
-    </w:p>
-    <w:p>
-      <w:pPr>
-        <w:pStyle w:val="BodyText"/>
-      </w:pPr>
-      <w:r>
-        <w:t xml:space="preserve">ALEKSEY: Будет. Отдельным пунктом.</w:t>
-      </w:r>
-    </w:p>
-    <w:p>
-      <w:pPr>
-        <w:pStyle w:val="BodyText"/>
-      </w:pPr>
-      <w:r>
-        <w:t xml:space="preserve">GALINA: И последнее. Это первый прайс в Москве, который не врёт. Повешу на стену.</w:t>
-      </w:r>
-    </w:p>
-    <w:p>
-      <w:pPr>
-        <w:pStyle w:val="BodyText"/>
-      </w:pPr>
-      <w:r>
-        <w:t xml:space="preserve">ALEKSEY: Спасибо. Повесьте рядом с телефоном линии.</w:t>
+        <w:t xml:space="preserve">GALINA: Перечисляйте, только, пожалуйста, быстро.</w:t>
+      </w:r>
+    </w:p>
+    <w:p>
+      <w:pPr>
+        <w:pStyle w:val="BodyText"/>
+      </w:pPr>
+      <w:r>
+        <w:t xml:space="preserve">DIMA: Курс для ваших новых врачей. Круглосуточная линия по осложнениям. Протокол гиалуронидазы. Отчёт эксперту, если что-то случится. Номер партии на каждой коробке. И я лично, если что-то пойдёт не так, в любое время дня и ночи.</w:t>
+      </w:r>
+    </w:p>
+    <w:p>
+      <w:pPr>
+        <w:pStyle w:val="BodyText"/>
+      </w:pPr>
+      <w:r>
+        <w:t xml:space="preserve">GALINA: А у Волкова всего этого нет?</w:t>
+      </w:r>
+    </w:p>
+    <w:p>
+      <w:pPr>
+        <w:pStyle w:val="BodyText"/>
+      </w:pPr>
+      <w:r>
+        <w:t xml:space="preserve">ALEKSEY: У Волкова хороший гель и большой склад. Линии по осложнениям у него нет. Отчёт эксперту он пишет, когда эксперт спросит. А пациентка с осложнением звонит не Волкову. Она звонит вам, причём ночью.</w:t>
+      </w:r>
+    </w:p>
+    <w:p>
+      <w:pPr>
+        <w:pStyle w:val="BodyText"/>
+      </w:pPr>
+      <w:r>
+        <w:t xml:space="preserve">GALINA: Мне и правда звонили, два раза в прошлом году, хотя не про ваш гель.</w:t>
+      </w:r>
+    </w:p>
+    <w:p>
+      <w:pPr>
+        <w:pStyle w:val="BodyText"/>
+      </w:pPr>
+      <w:r>
+        <w:t xml:space="preserve">DIMA: А кто вам тогда помогал ночью?</w:t>
+      </w:r>
+    </w:p>
+    <w:p>
+      <w:pPr>
+        <w:pStyle w:val="BodyText"/>
+      </w:pPr>
+      <w:r>
+        <w:t xml:space="preserve">GALINA: Никто. Мой врач и я сидели до утра, а поставщик взял трубку только в десять.</w:t>
+      </w:r>
+    </w:p>
+    <w:p>
+      <w:pPr>
+        <w:pStyle w:val="BodyText"/>
+      </w:pPr>
+      <w:r>
+        <w:t xml:space="preserve">ALEKSEY: Тогда в наших девяти восьмистах есть разница между ночью в одиночку и ночью с Корниловой.</w:t>
+      </w:r>
+    </w:p>
+    <w:p>
+      <w:pPr>
+        <w:pStyle w:val="BodyText"/>
+      </w:pPr>
+      <w:r>
+        <w:t xml:space="preserve">GALINA: Хорошо продаёте, прямо как Вадим, только наоборот.</w:t>
+      </w:r>
+    </w:p>
+    <w:p>
+      <w:pPr>
+        <w:pStyle w:val="BodyText"/>
+      </w:pPr>
+      <w:r>
+        <w:t xml:space="preserve">ALEKSEY: Вадим продавал то, что было в его кармане, а мы продаём то, что написано в прайсе.</w:t>
+      </w:r>
+    </w:p>
+    <w:p>
+      <w:pPr>
+        <w:pStyle w:val="BodyText"/>
+      </w:pPr>
+      <w:r>
+        <w:t xml:space="preserve">GALINA: А если я уйду к Волкову со всеми шестью клиниками?</w:t>
+      </w:r>
+    </w:p>
+    <w:p>
+      <w:pPr>
+        <w:pStyle w:val="BodyText"/>
+      </w:pPr>
+      <w:r>
+        <w:t xml:space="preserve">ALEKSEY: Мы будем скучать. Но цена для вас останется такой же, как для врача в Химках. Иначе через год в Химках об этом узнают. И тогда мы потеряем и Химки, и вас.</w:t>
+      </w:r>
+    </w:p>
+    <w:p>
+      <w:pPr>
+        <w:pStyle w:val="BodyText"/>
+      </w:pPr>
+      <w:r>
+        <w:t xml:space="preserve">GALINA: Химки понятно, но почему вы потеряете меня?</w:t>
+      </w:r>
+    </w:p>
+    <w:p>
+      <w:pPr>
+        <w:pStyle w:val="BodyText"/>
+      </w:pPr>
+      <w:r>
+        <w:t xml:space="preserve">DIMA: Потому что вы перестанете верить нашему прайсу. Если нам можно дать вам пятнадцать, значит, можно и кому-то двадцать, тайно. Мы этого не хотим, ни для вас, ни для себя, ни для врача в Химках.</w:t>
+      </w:r>
+    </w:p>
+    <w:p>
+      <w:pPr>
+        <w:pStyle w:val="BodyText"/>
+      </w:pPr>
+      <w:r>
+        <w:t xml:space="preserve">GALINA: Ладно. Триста шприцев в квартал, минус восемь, по вашему прайсу. И я хочу, чтобы линия по осложнениям была в договоре. Если линии не будет в договоре, её не будет и ночью.</w:t>
+      </w:r>
+    </w:p>
+    <w:p>
+      <w:pPr>
+        <w:pStyle w:val="BodyText"/>
+      </w:pPr>
+      <w:r>
+        <w:t xml:space="preserve">ALEKSEY: Будет, отдельным пунктом, обещаю.</w:t>
+      </w:r>
+    </w:p>
+    <w:p>
+      <w:pPr>
+        <w:pStyle w:val="BodyText"/>
+      </w:pPr>
+      <w:r>
+        <w:t xml:space="preserve">GALINA: И последнее. Это первый прайс в Москве, который не врёт, поэтому я повешу его на стену.</w:t>
+      </w:r>
+    </w:p>
+    <w:p>
+      <w:pPr>
+        <w:pStyle w:val="BodyText"/>
+      </w:pPr>
+      <w:r>
+        <w:t xml:space="preserve">ALEKSEY: Спасибо. Повесьте его рядом с телефоном линии, чтобы он всегда был под рукой.</w:t>
       </w:r>
     </w:p>
     <w:bookmarkEnd w:id="23"/>
@@ -1288,63 +1288,63 @@
         <w:pStyle w:val="FirstParagraph"/>
       </w:pPr>
       <w:r>
-        <w:t xml:space="preserve">KORNILOVA: Алексей, я прочитала ваше письмо. Девять восемьсот с первого июня. Шкала. Шестьдесят дней.</w:t>
-      </w:r>
-    </w:p>
-    <w:p>
-      <w:pPr>
-        <w:pStyle w:val="BodyText"/>
-      </w:pPr>
-      <w:r>
-        <w:t xml:space="preserve">ALEKSEY: Да, Елена Викторовна. Вы получили его вторая. После Галины.</w:t>
-      </w:r>
-    </w:p>
-    <w:p>
-      <w:pPr>
-        <w:pStyle w:val="BodyText"/>
-      </w:pPr>
-      <w:r>
-        <w:t xml:space="preserve">KORNILOVA: Вторая. Я была первой покупательницей. Счёт номер один. Мне — тоже по прайсу?</w:t>
-      </w:r>
-    </w:p>
-    <w:p>
-      <w:pPr>
-        <w:pStyle w:val="BodyText"/>
-      </w:pPr>
-      <w:r>
-        <w:t xml:space="preserve">ALEKSEY: Тоже по прайсу. Сто двадцать в квартал — минус пять. Как у всех.</w:t>
-      </w:r>
-    </w:p>
-    <w:p>
-      <w:pPr>
-        <w:pStyle w:val="BodyText"/>
-      </w:pPr>
-      <w:r>
-        <w:t xml:space="preserve">KORNILOVA: Как все. Я учила ваших врачей. Я первая поверила. И мне — как всем?</w:t>
-      </w:r>
-    </w:p>
-    <w:p>
-      <w:pPr>
-        <w:pStyle w:val="BodyText"/>
-      </w:pPr>
-      <w:r>
-        <w:t xml:space="preserve">ALEKSEY: Как всем. Если я дам вам скидку как первой, завтра кто-то захочет скидку как второй. Потом — как самый большой. И через год прайс будет врать. Вы сами сказали: важно не сколько, а как.</w:t>
-      </w:r>
-    </w:p>
-    <w:p>
-      <w:pPr>
-        <w:pStyle w:val="BodyText"/>
-      </w:pPr>
-      <w:r>
-        <w:t xml:space="preserve">KORNILOVA: Хорошо. Тогда я скажу вам правду. Я хотела услышать именно это.</w:t>
-      </w:r>
-    </w:p>
-    <w:p>
-      <w:pPr>
-        <w:pStyle w:val="BodyText"/>
-      </w:pPr>
-      <w:r>
-        <w:t xml:space="preserve">ALEKSEY: Что?</w:t>
+        <w:t xml:space="preserve">KORNILOVA: Алексей, я прочитала ваше письмо: девять восемьсот с первого июня, шкала и шестьдесят дней.</w:t>
+      </w:r>
+    </w:p>
+    <w:p>
+      <w:pPr>
+        <w:pStyle w:val="BodyText"/>
+      </w:pPr>
+      <w:r>
+        <w:t xml:space="preserve">ALEKSEY: Да, Елена Викторовна. Вы получили его второй, сразу после Галины.</w:t>
+      </w:r>
+    </w:p>
+    <w:p>
+      <w:pPr>
+        <w:pStyle w:val="BodyText"/>
+      </w:pPr>
+      <w:r>
+        <w:t xml:space="preserve">KORNILOVA: Второй. А ведь я была первой покупательницей, счёт номер один. Мне тоже по прайсу?</w:t>
+      </w:r>
+    </w:p>
+    <w:p>
+      <w:pPr>
+        <w:pStyle w:val="BodyText"/>
+      </w:pPr>
+      <w:r>
+        <w:t xml:space="preserve">ALEKSEY: Тоже по прайсу. Сто двадцать в квартал — это минус пять, как у всех.</w:t>
+      </w:r>
+    </w:p>
+    <w:p>
+      <w:pPr>
+        <w:pStyle w:val="BodyText"/>
+      </w:pPr>
+      <w:r>
+        <w:t xml:space="preserve">KORNILOVA: Как у всех? Я учила ваших врачей, я первая поверила, и мне как всем?</w:t>
+      </w:r>
+    </w:p>
+    <w:p>
+      <w:pPr>
+        <w:pStyle w:val="BodyText"/>
+      </w:pPr>
+      <w:r>
+        <w:t xml:space="preserve">ALEKSEY: Как всем. Если я дам вам скидку как первой, завтра кто-то захочет скидку как второй, а потом как самый большой. И через год прайс будет врать. Вы сами сказали: важно не сколько, а как.</w:t>
+      </w:r>
+    </w:p>
+    <w:p>
+      <w:pPr>
+        <w:pStyle w:val="BodyText"/>
+      </w:pPr>
+      <w:r>
+        <w:t xml:space="preserve">KORNILOVA: Хорошо. Тогда я скажу вам правду: я хотела услышать именно это.</w:t>
+      </w:r>
+    </w:p>
+    <w:p>
+      <w:pPr>
+        <w:pStyle w:val="BodyText"/>
+      </w:pPr>
+      <w:r>
+        <w:t xml:space="preserve">ALEKSEY: Простите, что именно вы хотели услышать?</w:t>
       </w:r>
     </w:p>
     <w:p>
@@ -1360,127 +1360,127 @@
         <w:pStyle w:val="BodyText"/>
       </w:pPr>
       <w:r>
-        <w:t xml:space="preserve">ALEKSEY: Вы проверяли меня?</w:t>
-      </w:r>
-    </w:p>
-    <w:p>
-      <w:pPr>
-        <w:pStyle w:val="BodyText"/>
-      </w:pPr>
-      <w:r>
-        <w:t xml:space="preserve">KORNILOVA: Я всех проверяю. Доктора Хан, Гарипову, Орлова. Теперь вас. Вы сдали.</w:t>
-      </w:r>
-    </w:p>
-    <w:p>
-      <w:pPr>
-        <w:pStyle w:val="BodyText"/>
-      </w:pPr>
-      <w:r>
-        <w:t xml:space="preserve">IRINA: Елена Викторовна, у меня тоже вопрос. Ваша ставка — двадцать пять тысяч. Это прошлый год.</w:t>
-      </w:r>
-    </w:p>
-    <w:p>
-      <w:pPr>
-        <w:pStyle w:val="BodyText"/>
-      </w:pPr>
-      <w:r>
-        <w:t xml:space="preserve">KORNILOVA: Я не просила повышать.</w:t>
-      </w:r>
-    </w:p>
-    <w:p>
-      <w:pPr>
-        <w:pStyle w:val="BodyText"/>
-      </w:pPr>
-      <w:r>
-        <w:t xml:space="preserve">IRINA: Я знаю. Но если мы поднимаем цену на девять процентов из-за рубля, ставки преподавателей поднимаются на столько же. Для всех. Иначе получится, что рубль падает только для нас, а для вас — нет.</w:t>
-      </w:r>
-    </w:p>
-    <w:p>
-      <w:pPr>
-        <w:pStyle w:val="BodyText"/>
-      </w:pPr>
-      <w:r>
-        <w:t xml:space="preserve">KORNILOVA: Двадцать семь двести пятьдесят. Странные вы. Сами поднимаете то, что вас никто не просил поднимать.</w:t>
-      </w:r>
-    </w:p>
-    <w:p>
-      <w:pPr>
-        <w:pStyle w:val="BodyText"/>
-      </w:pPr>
-      <w:r>
-        <w:t xml:space="preserve">IRINA: Я торгуюсь на два года вперёд. Вы это ещё не слышали?</w:t>
-      </w:r>
-    </w:p>
-    <w:p>
-      <w:pPr>
-        <w:pStyle w:val="BodyText"/>
-      </w:pPr>
-      <w:r>
-        <w:t xml:space="preserve">KORNILOVA: Слышала. От Гариповой. Она теперь повторяет ваши фразы своим ученикам.</w:t>
-      </w:r>
-    </w:p>
-    <w:p>
-      <w:pPr>
-        <w:pStyle w:val="BodyText"/>
-      </w:pPr>
-      <w:r>
-        <w:t xml:space="preserve">ALEKSEY: Значит, договорились? По прайсу, минус пять, и ставка — плюс девять?</w:t>
-      </w:r>
-    </w:p>
-    <w:p>
-      <w:pPr>
-        <w:pStyle w:val="BodyText"/>
-      </w:pPr>
-      <w:r>
-        <w:t xml:space="preserve">KORNILOVA: Договорились. И ещё одно. Ваш Волков. «Северная Фарма».</w:t>
-      </w:r>
-    </w:p>
-    <w:p>
-      <w:pPr>
-        <w:pStyle w:val="BodyText"/>
-      </w:pPr>
-      <w:r>
-        <w:t xml:space="preserve">ALEKSEY: Что с ним?</w:t>
-      </w:r>
-    </w:p>
-    <w:p>
-      <w:pPr>
-        <w:pStyle w:val="BodyText"/>
-      </w:pPr>
-      <w:r>
-        <w:t xml:space="preserve">KORNILOVA: Он звонил мне в пятницу. Предлагал восемь тысяч за свой гель. И «научный совет» в Сочи. Для меня лично. Я двадцать лет слышу это слово — «научный».</w:t>
-      </w:r>
-    </w:p>
-    <w:p>
-      <w:pPr>
-        <w:pStyle w:val="BodyText"/>
-      </w:pPr>
-      <w:r>
-        <w:t xml:space="preserve">ALEKSEY: И что вы ответили?</w:t>
-      </w:r>
-    </w:p>
-    <w:p>
-      <w:pPr>
-        <w:pStyle w:val="BodyText"/>
-      </w:pPr>
-      <w:r>
-        <w:t xml:space="preserve">KORNILOVA: Что у меня уже есть поставщик, который мне не делает скидок. И что это лучшее, что со мной случилось за двадцать лет. Он не понял. Сказал, что перезвонит.</w:t>
-      </w:r>
-    </w:p>
-    <w:p>
-      <w:pPr>
-        <w:pStyle w:val="BodyText"/>
-      </w:pPr>
-      <w:r>
-        <w:t xml:space="preserve">ALEKSEY: Он перезвонит.</w:t>
-      </w:r>
-    </w:p>
-    <w:p>
-      <w:pPr>
-        <w:pStyle w:val="BodyText"/>
-      </w:pPr>
-      <w:r>
-        <w:t xml:space="preserve">KORNILOVA: Пусть. Я теперь знаю, как отвечать. «Без прилагательных».</w:t>
+        <w:t xml:space="preserve">ALEKSEY: Значит, вы меня проверяли всё это время?</w:t>
+      </w:r>
+    </w:p>
+    <w:p>
+      <w:pPr>
+        <w:pStyle w:val="BodyText"/>
+      </w:pPr>
+      <w:r>
+        <w:t xml:space="preserve">KORNILOVA: Я всех проверяю: доктора Хан, Гарипову, Орлова, а теперь и вас. Вы сдали.</w:t>
+      </w:r>
+    </w:p>
+    <w:p>
+      <w:pPr>
+        <w:pStyle w:val="BodyText"/>
+      </w:pPr>
+      <w:r>
+        <w:t xml:space="preserve">IRINA: Елена Викторовна, у меня тоже есть вопрос. Ваша ставка — двадцать пять тысяч, но это прошлый год.</w:t>
+      </w:r>
+    </w:p>
+    <w:p>
+      <w:pPr>
+        <w:pStyle w:val="BodyText"/>
+      </w:pPr>
+      <w:r>
+        <w:t xml:space="preserve">KORNILOVA: Но я ведь не просила её повышать.</w:t>
+      </w:r>
+    </w:p>
+    <w:p>
+      <w:pPr>
+        <w:pStyle w:val="BodyText"/>
+      </w:pPr>
+      <w:r>
+        <w:t xml:space="preserve">IRINA: Я знаю. Но если мы поднимаем цену на девять процентов из-за рубля, ставки преподавателей поднимаются на столько же, для всех. Иначе получится, что рубль падает только для нас, а для вас нет.</w:t>
+      </w:r>
+    </w:p>
+    <w:p>
+      <w:pPr>
+        <w:pStyle w:val="BodyText"/>
+      </w:pPr>
+      <w:r>
+        <w:t xml:space="preserve">KORNILOVA: Двадцать семь двести пятьдесят. Странные вы люди, сами поднимаете то, что вас никто не просил поднимать.</w:t>
+      </w:r>
+    </w:p>
+    <w:p>
+      <w:pPr>
+        <w:pStyle w:val="BodyText"/>
+      </w:pPr>
+      <w:r>
+        <w:t xml:space="preserve">IRINA: Я торгуюсь на два года вперёд. Вы эту фразу от меня ещё не слышали?</w:t>
+      </w:r>
+    </w:p>
+    <w:p>
+      <w:pPr>
+        <w:pStyle w:val="BodyText"/>
+      </w:pPr>
+      <w:r>
+        <w:t xml:space="preserve">KORNILOVA: Слышала, только от Гариповой. Она теперь повторяет ваши фразы своим ученикам.</w:t>
+      </w:r>
+    </w:p>
+    <w:p>
+      <w:pPr>
+        <w:pStyle w:val="BodyText"/>
+      </w:pPr>
+      <w:r>
+        <w:t xml:space="preserve">ALEKSEY: Значит, договорились? По прайсу минус пять, а ставка плюс девять?</w:t>
+      </w:r>
+    </w:p>
+    <w:p>
+      <w:pPr>
+        <w:pStyle w:val="BodyText"/>
+      </w:pPr>
+      <w:r>
+        <w:t xml:space="preserve">KORNILOVA: Договорились. И ещё одно, про вашего Волкова из «Северной Фармы».</w:t>
+      </w:r>
+    </w:p>
+    <w:p>
+      <w:pPr>
+        <w:pStyle w:val="BodyText"/>
+      </w:pPr>
+      <w:r>
+        <w:t xml:space="preserve">ALEKSEY: А что с ним случилось?</w:t>
+      </w:r>
+    </w:p>
+    <w:p>
+      <w:pPr>
+        <w:pStyle w:val="BodyText"/>
+      </w:pPr>
+      <w:r>
+        <w:t xml:space="preserve">KORNILOVA: Он звонил мне в пятницу и предлагал восемь тысяч за свой гель. И ещё «научный совет» в Сочи, для меня лично. Я двадцать лет слышу это слово — «научный», и каждый раз за ним стоит море.</w:t>
+      </w:r>
+    </w:p>
+    <w:p>
+      <w:pPr>
+        <w:pStyle w:val="BodyText"/>
+      </w:pPr>
+      <w:r>
+        <w:t xml:space="preserve">ALEKSEY: И что вы ему ответили?</w:t>
+      </w:r>
+    </w:p>
+    <w:p>
+      <w:pPr>
+        <w:pStyle w:val="BodyText"/>
+      </w:pPr>
+      <w:r>
+        <w:t xml:space="preserve">KORNILOVA: Что у меня уже есть поставщик, который мне не делает скидок. И что это лучшее, что со мной случилось за двадцать лет. Он ничего не понял и сказал, что обязательно перезвонит.</w:t>
+      </w:r>
+    </w:p>
+    <w:p>
+      <w:pPr>
+        <w:pStyle w:val="BodyText"/>
+      </w:pPr>
+      <w:r>
+        <w:t xml:space="preserve">ALEKSEY: Он обязательно перезвонит, такие всегда перезванивают.</w:t>
+      </w:r>
+    </w:p>
+    <w:p>
+      <w:pPr>
+        <w:pStyle w:val="BodyText"/>
+      </w:pPr>
+      <w:r>
+        <w:t xml:space="preserve">KORNILOVA: Пусть. Я теперь знаю, как отвечать: «без прилагательных».</w:t>
       </w:r>
     </w:p>
     <w:bookmarkEnd w:id="24"/>
@@ -1498,39 +1498,39 @@
         <w:pStyle w:val="FirstParagraph"/>
       </w:pPr>
       <w:r>
-        <w:t xml:space="preserve">OLGA: Алексей Николаевич, ваше письмо клиентам. Первая фраза: «К сожалению, мы вынуждены…»</w:t>
-      </w:r>
-    </w:p>
-    <w:p>
-      <w:pPr>
-        <w:pStyle w:val="BodyText"/>
-      </w:pPr>
-      <w:r>
-        <w:t xml:space="preserve">ALEKSEY: Вычёркиваете?</w:t>
-      </w:r>
-    </w:p>
-    <w:p>
-      <w:pPr>
-        <w:pStyle w:val="BodyText"/>
-      </w:pPr>
-      <w:r>
-        <w:t xml:space="preserve">OLGA: Вычёркиваю. Цена — не извинение. Что случилось на самом деле?</w:t>
-      </w:r>
-    </w:p>
-    <w:p>
-      <w:pPr>
-        <w:pStyle w:val="BodyText"/>
-      </w:pPr>
-      <w:r>
-        <w:t xml:space="preserve">ALEKSEY: Рубль упал на двенадцать процентов. Мы платим в долларах.</w:t>
-      </w:r>
-    </w:p>
-    <w:p>
-      <w:pPr>
-        <w:pStyle w:val="BodyText"/>
-      </w:pPr>
-      <w:r>
-        <w:t xml:space="preserve">OLGA: Вот это и пишите. Цифрами.</w:t>
+        <w:t xml:space="preserve">OLGA: Алексей Николаевич, я читаю ваше письмо клиентам. Первая фраза: «К сожалению, мы вынуждены…»</w:t>
+      </w:r>
+    </w:p>
+    <w:p>
+      <w:pPr>
+        <w:pStyle w:val="BodyText"/>
+      </w:pPr>
+      <w:r>
+        <w:t xml:space="preserve">ALEKSEY: Вы её вычёркиваете, да?</w:t>
+      </w:r>
+    </w:p>
+    <w:p>
+      <w:pPr>
+        <w:pStyle w:val="BodyText"/>
+      </w:pPr>
+      <w:r>
+        <w:t xml:space="preserve">OLGA: Вычёркиваю, потому что цена — не извинение. Что случилось на самом деле?</w:t>
+      </w:r>
+    </w:p>
+    <w:p>
+      <w:pPr>
+        <w:pStyle w:val="BodyText"/>
+      </w:pPr>
+      <w:r>
+        <w:t xml:space="preserve">ALEKSEY: Рубль упал на двенадцать процентов, а мы платим в долларах.</w:t>
+      </w:r>
+    </w:p>
+    <w:p>
+      <w:pPr>
+        <w:pStyle w:val="BodyText"/>
+      </w:pPr>
+      <w:r>
+        <w:t xml:space="preserve">OLGA: Вот это и пишите, причём цифрами.</w:t>
       </w:r>
     </w:p>
     <w:p>
@@ -1546,71 +1546,71 @@
         <w:pStyle w:val="BodyText"/>
       </w:pPr>
       <w:r>
-        <w:t xml:space="preserve">IRINA: Ноль прилагательных. Ноль «к сожалению». Шестьдесят дней. Хорошо.</w:t>
-      </w:r>
-    </w:p>
-    <w:p>
-      <w:pPr>
-        <w:pStyle w:val="BodyText"/>
-      </w:pPr>
-      <w:r>
-        <w:t xml:space="preserve">DIMA: А можно добавить одну строчку? Про ночную линию?</w:t>
-      </w:r>
-    </w:p>
-    <w:p>
-      <w:pPr>
-        <w:pStyle w:val="BodyText"/>
-      </w:pPr>
-      <w:r>
-        <w:t xml:space="preserve">OLGA: Можно. Если это факт, а не реклама.</w:t>
-      </w:r>
-    </w:p>
-    <w:p>
-      <w:pPr>
-        <w:pStyle w:val="BodyText"/>
-      </w:pPr>
-      <w:r>
-        <w:t xml:space="preserve">DIMA: «В цену входит круглосуточная линия по осложнениям». Это факт. Корнилова согласилась.</w:t>
-      </w:r>
-    </w:p>
-    <w:p>
-      <w:pPr>
-        <w:pStyle w:val="BodyText"/>
-      </w:pPr>
-      <w:r>
-        <w:t xml:space="preserve">OLGA: Факт. Пусть будет.</w:t>
-      </w:r>
-    </w:p>
-    <w:p>
-      <w:pPr>
-        <w:pStyle w:val="BodyText"/>
-      </w:pPr>
-      <w:r>
-        <w:t xml:space="preserve">IRINA: Итог дня: Галина — триста, Корнилова — сто двадцать. Маржа с июня — тридцать четыре.</w:t>
-      </w:r>
-    </w:p>
-    <w:p>
-      <w:pPr>
-        <w:pStyle w:val="BodyText"/>
-      </w:pPr>
-      <w:r>
-        <w:t xml:space="preserve">ALEKSEY: Волков нас не любит.</w:t>
-      </w:r>
-    </w:p>
-    <w:p>
-      <w:pPr>
-        <w:pStyle w:val="BodyText"/>
-      </w:pPr>
-      <w:r>
-        <w:t xml:space="preserve">OLGA: Волков нас пока не замечает. Это хуже. Когда заметит — будет интереснее.</w:t>
-      </w:r>
-    </w:p>
-    <w:p>
-      <w:pPr>
-        <w:pStyle w:val="BodyText"/>
-      </w:pPr>
-      <w:r>
-        <w:t xml:space="preserve">ALEKSEY: Тогда к его звонку у нас уже будет прайс, который не врёт. Цена — это тоже обещание. Давайте по делу: письмо уходит завтра в девять, со второй подписью Ирины.</w:t>
+        <w:t xml:space="preserve">IRINA: Ноль прилагательных, ноль «к сожалению» и шестьдесят дней. Это хорошо.</w:t>
+      </w:r>
+    </w:p>
+    <w:p>
+      <w:pPr>
+        <w:pStyle w:val="BodyText"/>
+      </w:pPr>
+      <w:r>
+        <w:t xml:space="preserve">DIMA: А можно добавить ещё одну строчку, про ночную линию?</w:t>
+      </w:r>
+    </w:p>
+    <w:p>
+      <w:pPr>
+        <w:pStyle w:val="BodyText"/>
+      </w:pPr>
+      <w:r>
+        <w:t xml:space="preserve">OLGA: Можно, если это факт, а не реклама.</w:t>
+      </w:r>
+    </w:p>
+    <w:p>
+      <w:pPr>
+        <w:pStyle w:val="BodyText"/>
+      </w:pPr>
+      <w:r>
+        <w:t xml:space="preserve">DIMA: «В цену входит круглосуточная линия по осложнениям». Это факт, Корнилова согласилась.</w:t>
+      </w:r>
+    </w:p>
+    <w:p>
+      <w:pPr>
+        <w:pStyle w:val="BodyText"/>
+      </w:pPr>
+      <w:r>
+        <w:t xml:space="preserve">OLGA: Да, это факт, так что пусть будет.</w:t>
+      </w:r>
+    </w:p>
+    <w:p>
+      <w:pPr>
+        <w:pStyle w:val="BodyText"/>
+      </w:pPr>
+      <w:r>
+        <w:t xml:space="preserve">IRINA: Итог дня: Галина берёт триста, Корнилова сто двадцать, и маржа с июня будет тридцать четыре.</w:t>
+      </w:r>
+    </w:p>
+    <w:p>
+      <w:pPr>
+        <w:pStyle w:val="BodyText"/>
+      </w:pPr>
+      <w:r>
+        <w:t xml:space="preserve">ALEKSEY: Но Волков нас явно не любит.</w:t>
+      </w:r>
+    </w:p>
+    <w:p>
+      <w:pPr>
+        <w:pStyle w:val="BodyText"/>
+      </w:pPr>
+      <w:r>
+        <w:t xml:space="preserve">OLGA: Волков нас пока просто не замечает, а это хуже. Когда заметит, будет интереснее.</w:t>
+      </w:r>
+    </w:p>
+    <w:p>
+      <w:pPr>
+        <w:pStyle w:val="BodyText"/>
+      </w:pPr>
+      <w:r>
+        <w:t xml:space="preserve">ALEKSEY: Тогда к его звонку у нас уже будет прайс, который не врёт. Цена — это тоже обещание. Давайте по делу: письмо уходит завтра в девять, со второй подписью Ирины, и никаких «к сожалению».</w:t>
       </w:r>
     </w:p>
     <w:p>
@@ -2784,7 +2784,7 @@
         <w:t xml:space="preserve">”</w:t>
       </w:r>
       <w:r>
-        <w:t xml:space="preserve">를 거절한 상대를 오히려 신뢰하게 된 이유를 가정법으로 설명하는 25~30단어 문장 만들기.</w:t>
+        <w:t xml:space="preserve">를 거절한 상대를 오히려 신뢰하게 된 이유를 가정법으로 설명하는 30~50단어 발화 만들기.</w:t>
       </w:r>
     </w:p>
     <w:bookmarkEnd w:id="30"/>
@@ -3260,103 +3260,103 @@
         <w:pStyle w:val="FirstParagraph"/>
       </w:pPr>
       <w:r>
-        <w:t xml:space="preserve">이리나: 좋은 아침이에요. 나쁜 숫자예요. 루블이 한 달 새 12퍼센트 떨어졌어요.</w:t>
-      </w:r>
-    </w:p>
-    <w:p>
-      <w:pPr>
-        <w:pStyle w:val="BodyText"/>
-      </w:pPr>
-      <w:r>
-        <w:t xml:space="preserve">알렉세이: 12퍼센트요? 우린 서울에 달러로 내잖아요.</w:t>
-      </w:r>
-    </w:p>
-    <w:p>
-      <w:pPr>
-        <w:pStyle w:val="BodyText"/>
-      </w:pPr>
-      <w:r>
-        <w:t xml:space="preserve">이리나: 바로 그거예요. 주사기 하나에 28달러. 3월엔 2,500루블. 지금은 2,800.</w:t>
-      </w:r>
-    </w:p>
-    <w:p>
-      <w:pPr>
-        <w:pStyle w:val="BodyText"/>
-      </w:pPr>
-      <w:r>
-        <w:t xml:space="preserve">올가: 그런데 파는 건 9천. 냅킨 그대로.</w:t>
-      </w:r>
-    </w:p>
-    <w:p>
-      <w:pPr>
-        <w:pStyle w:val="BodyText"/>
-      </w:pPr>
-      <w:r>
-        <w:t xml:space="preserve">이리나: 마진이 38이었어요. 26이 됐어요. 이런 달이 한 번 더 오면 — 0이에요.</w:t>
-      </w:r>
-    </w:p>
-    <w:p>
-      <w:pPr>
-        <w:pStyle w:val="BodyText"/>
-      </w:pPr>
-      <w:r>
-        <w:t xml:space="preserve">디마: 그리고 하나 더요. 갈리나 페트로브나가 만나재요. 주제는 — 「물량 할인」.</w:t>
-      </w:r>
-    </w:p>
-    <w:p>
-      <w:pPr>
-        <w:pStyle w:val="BodyText"/>
-      </w:pPr>
-      <w:r>
-        <w:t xml:space="preserve">알렉세이: 할인. 지금.</w:t>
-      </w:r>
-    </w:p>
-    <w:p>
-      <w:pPr>
-        <w:pStyle w:val="BodyText"/>
-      </w:pPr>
-      <w:r>
-        <w:t xml:space="preserve">디마: 그리고 「세베르나야 파르마」가 유럽 필러 값을 내렸어요. 8,500.</w:t>
-      </w:r>
-    </w:p>
-    <w:p>
-      <w:pPr>
-        <w:pStyle w:val="BodyText"/>
-      </w:pPr>
-      <w:r>
-        <w:t xml:space="preserve">올가: 「세베르나야 파르마」. 볼코프. 국내 최대 유통사. 그쪽은 그럴 여유가 있죠.</w:t>
-      </w:r>
-    </w:p>
-    <w:p>
-      <w:pPr>
-        <w:pStyle w:val="BodyText"/>
-      </w:pPr>
-      <w:r>
-        <w:t xml:space="preserve">알렉세이: 그러니까 문제가 셋이네요. 루블, 갈리나, 볼코프.</w:t>
-      </w:r>
-    </w:p>
-    <w:p>
-      <w:pPr>
-        <w:pStyle w:val="BodyText"/>
-      </w:pPr>
-      <w:r>
-        <w:t xml:space="preserve">이리나: 문제는 하나예요. 가격. 우린 한 번도 제대로 논의한 적이 없어요.</w:t>
-      </w:r>
-    </w:p>
-    <w:p>
-      <w:pPr>
-        <w:pStyle w:val="BodyText"/>
-      </w:pPr>
-      <w:r>
-        <w:t xml:space="preserve">디마: 여쭤봐도 될까요? 우리 회사에선 가격을 어떻게 정해요?</w:t>
-      </w:r>
-    </w:p>
-    <w:p>
-      <w:pPr>
-        <w:pStyle w:val="BodyText"/>
-      </w:pPr>
-      <w:r>
-        <w:t xml:space="preserve">올가: 좋은 질문이에요. 답: 안 정했어요. 오늘까지는.</w:t>
+        <w:t xml:space="preserve">이리나: 좋은 아침이에요. 나쁜 숫자가 있어요: 루블이 한 달 새 12퍼센트 떨어졌어요.</w:t>
+      </w:r>
+    </w:p>
+    <w:p>
+      <w:pPr>
+        <w:pStyle w:val="BodyText"/>
+      </w:pPr>
+      <w:r>
+        <w:t xml:space="preserve">알렉세이: 12퍼센트요? 우리는 서울에 달러로 지불하잖아요.</w:t>
+      </w:r>
+    </w:p>
+    <w:p>
+      <w:pPr>
+        <w:pStyle w:val="BodyText"/>
+      </w:pPr>
+      <w:r>
+        <w:t xml:space="preserve">이리나: 바로 그거예요. 주사기 하나에 28달러가 3월엔 2,500루블이었는데, 지금은 2,800이에요.</w:t>
+      </w:r>
+    </w:p>
+    <w:p>
+      <w:pPr>
+        <w:pStyle w:val="BodyText"/>
+      </w:pPr>
+      <w:r>
+        <w:t xml:space="preserve">올가: 그런데 우리는 냅킨에 적었던 대로 여전히 9천에 팔고 있죠.</w:t>
+      </w:r>
+    </w:p>
+    <w:p>
+      <w:pPr>
+        <w:pStyle w:val="BodyText"/>
+      </w:pPr>
+      <w:r>
+        <w:t xml:space="preserve">이리나: 마진이 38이었는데 26이 됐어요. 이런 달이 한 번만 더 오면 0이에요.</w:t>
+      </w:r>
+    </w:p>
+    <w:p>
+      <w:pPr>
+        <w:pStyle w:val="BodyText"/>
+      </w:pPr>
+      <w:r>
+        <w:t xml:space="preserve">디마: 그리고 하나 더요. 갈리나 페트로브나가 만나자고 하는데, 주제가 「물량 할인」이에요.</w:t>
+      </w:r>
+    </w:p>
+    <w:p>
+      <w:pPr>
+        <w:pStyle w:val="BodyText"/>
+      </w:pPr>
+      <w:r>
+        <w:t xml:space="preserve">알렉세이: 할인이요? 루블이 떨어지는 지금이요? 타이밍 참 좋네요.</w:t>
+      </w:r>
+    </w:p>
+    <w:p>
+      <w:pPr>
+        <w:pStyle w:val="BodyText"/>
+      </w:pPr>
+      <w:r>
+        <w:t xml:space="preserve">디마: 그리고 「세베르나야 파르마」가 유럽 필러 가격을 8,500으로 내렸어요.</w:t>
+      </w:r>
+    </w:p>
+    <w:p>
+      <w:pPr>
+        <w:pStyle w:val="BodyText"/>
+      </w:pPr>
+      <w:r>
+        <w:t xml:space="preserve">올가: 「세베르나야 파르마」면 볼코프, 이 나라 최대 유통사예요. 그 정도는 감당할 수 있죠.</w:t>
+      </w:r>
+    </w:p>
+    <w:p>
+      <w:pPr>
+        <w:pStyle w:val="BodyText"/>
+      </w:pPr>
+      <w:r>
+        <w:t xml:space="preserve">알렉세이: 그러니까 문제가 셋이네요: 루블, 갈리나, 볼코프.</w:t>
+      </w:r>
+    </w:p>
+    <w:p>
+      <w:pPr>
+        <w:pStyle w:val="BodyText"/>
+      </w:pPr>
+      <w:r>
+        <w:t xml:space="preserve">이리나: 아니요, 문제는 하나, 가격이에요. 우린 한 번도 가격을 진지하게 논의한 적이 없어요.</w:t>
+      </w:r>
+    </w:p>
+    <w:p>
+      <w:pPr>
+        <w:pStyle w:val="BodyText"/>
+      </w:pPr>
+      <w:r>
+        <w:t xml:space="preserve">디마: 하나 여쭤봐도 될까요? 우리 회사에선 가격을 도대체 어떻게 정해요?</w:t>
+      </w:r>
+    </w:p>
+    <w:p>
+      <w:pPr>
+        <w:pStyle w:val="BodyText"/>
+      </w:pPr>
+      <w:r>
+        <w:t xml:space="preserve">올가: 좋은 질문이에요. 답은 이래요: 오늘까지는 아무렇게도 안 정했어요.</w:t>
       </w:r>
     </w:p>
     <w:p>
@@ -3372,7 +3372,7 @@
         <w:pStyle w:val="BodyText"/>
       </w:pPr>
       <w:r>
-        <w:t xml:space="preserve">이리나: 표를 준비했어요. 선택지 셋. 그리고 논의하지 않는 규칙 하나.</w:t>
+        <w:t xml:space="preserve">이리나: 세 가지 안과 논의 대상이 아닌 규칙 하나를 담은 표를 준비했어요.</w:t>
       </w:r>
     </w:p>
     <w:bookmarkEnd w:id="33"/>
@@ -3390,63 +3390,63 @@
         <w:pStyle w:val="FirstParagraph"/>
       </w:pPr>
       <w:r>
-        <w:t xml:space="preserve">알렉세이: 규칙부터요.</w:t>
-      </w:r>
-    </w:p>
-    <w:p>
-      <w:pPr>
-        <w:pStyle w:val="BodyText"/>
-      </w:pPr>
-      <w:r>
-        <w:t xml:space="preserve">이리나: 비밀 할인 금지. 누구에게도. 할인이 있으면 — 가격표에, 모두에게 있어요. 가격표에 없으면 — 없는 거예요. 이 규칙은 오늘 의사록에 적어 주세요.</w:t>
-      </w:r>
-    </w:p>
-    <w:p>
-      <w:pPr>
-        <w:pStyle w:val="BodyText"/>
-      </w:pPr>
-      <w:r>
-        <w:t xml:space="preserve">올가: 1항이네요, 가격 버전. 비밀 할인은 회계 장부 속 봉투일 뿐이에요.</w:t>
-      </w:r>
-    </w:p>
-    <w:p>
-      <w:pPr>
-        <w:pStyle w:val="BodyText"/>
-      </w:pPr>
-      <w:r>
-        <w:t xml:space="preserve">디마: 왜요? 갈리나한테 — 물량 할인. 공정하잖아요.</w:t>
-      </w:r>
-    </w:p>
-    <w:p>
-      <w:pPr>
-        <w:pStyle w:val="BodyText"/>
-      </w:pPr>
-      <w:r>
-        <w:t xml:space="preserve">이리나: 같은 물량을 사는 힘키의 의사가 같은 할인을 받으면 공정하죠. 갈리나는 15, 그 의사는 0이면 — 그건 할인이 아니에요. 관계예요. 그리고 가격 속의 관계는 리베이트로 가는 첫걸음이고요.</w:t>
-      </w:r>
-    </w:p>
-    <w:p>
-      <w:pPr>
-        <w:pStyle w:val="BodyText"/>
-      </w:pPr>
-      <w:r>
-        <w:t xml:space="preserve">디마: 봤죠. 바딤.</w:t>
-      </w:r>
-    </w:p>
-    <w:p>
-      <w:pPr>
-        <w:pStyle w:val="BodyText"/>
-      </w:pPr>
-      <w:r>
-        <w:t xml:space="preserve">알렉세이: 좋아요. 선택지.</w:t>
-      </w:r>
-    </w:p>
-    <w:p>
-      <w:pPr>
-        <w:pStyle w:val="BodyText"/>
-      </w:pPr>
-      <w:r>
-        <w:t xml:space="preserve">이리나: 첫째 — 9천 유지. 마진 26. 루블이 더 떨어지면 — 0에서 일해요.</w:t>
+        <w:t xml:space="preserve">알렉세이: 규칙부터 하고, 그다음에 안을 보죠.</w:t>
+      </w:r>
+    </w:p>
+    <w:p>
+      <w:pPr>
+        <w:pStyle w:val="BodyText"/>
+      </w:pPr>
+      <w:r>
+        <w:t xml:space="preserve">이리나: 비밀 할인은 없다. 누구에게도. 할인이 있다면 가격표에, 모두에게 있어요. 가격표에 없으면 아예 없는 거예요. 숫자를 논의하기 전에 오늘 이 규칙을 의사록에 적어 주세요.</w:t>
+      </w:r>
+    </w:p>
+    <w:p>
+      <w:pPr>
+        <w:pStyle w:val="BodyText"/>
+      </w:pPr>
+      <w:r>
+        <w:t xml:space="preserve">올가: 우리 1조와 같은데, 가격 버전이네요. 비밀 할인은 봉투랑 똑같아요, 회계 장부 안에 있을 뿐.</w:t>
+      </w:r>
+    </w:p>
+    <w:p>
+      <w:pPr>
+        <w:pStyle w:val="BodyText"/>
+      </w:pPr>
+      <w:r>
+        <w:t xml:space="preserve">디마: 왜요? 갈리나는 제일 많이 사니까 물량 할인을 받는 게 공정하잖아요.</w:t>
+      </w:r>
+    </w:p>
+    <w:p>
+      <w:pPr>
+        <w:pStyle w:val="BodyText"/>
+      </w:pPr>
+      <w:r>
+        <w:t xml:space="preserve">이리나: 같은 물량을 사는 힘키의 의사도 같은 할인을 받으면 공정하죠. 갈리나는 15, 그 사람은 0이면 그건 할인이 아니라 관계예요. 그리고 가격에 낀 관계는 리베이트로 가는 첫걸음이에요.</w:t>
+      </w:r>
+    </w:p>
+    <w:p>
+      <w:pPr>
+        <w:pStyle w:val="BodyText"/>
+      </w:pPr>
+      <w:r>
+        <w:t xml:space="preserve">디마: 네, 제 눈으로 봤어요. 바딤이요.</w:t>
+      </w:r>
+    </w:p>
+    <w:p>
+      <w:pPr>
+        <w:pStyle w:val="BodyText"/>
+      </w:pPr>
+      <w:r>
+        <w:t xml:space="preserve">알렉세이: 좋아요, 규칙은 알겠어요. 이제 안을 보죠.</w:t>
+      </w:r>
+    </w:p>
+    <w:p>
+      <w:pPr>
+        <w:pStyle w:val="BodyText"/>
+      </w:pPr>
+      <w:r>
+        <w:t xml:space="preserve">이리나: 첫째 — 9천 유지. 마진 26이고, 루블이 더 떨어지면 0으로 일하게 돼요.</w:t>
       </w:r>
     </w:p>
     <w:p>
@@ -3462,111 +3462,111 @@
         <w:pStyle w:val="BodyText"/>
       </w:pPr>
       <w:r>
-        <w:t xml:space="preserve">이리나: 둘째 — 9,800으로 인상. 9퍼센트 인상. 마진은 35로 돌아와요.</w:t>
-      </w:r>
-    </w:p>
-    <w:p>
-      <w:pPr>
-        <w:pStyle w:val="BodyText"/>
-      </w:pPr>
-      <w:r>
-        <w:t xml:space="preserve">알렉세이: 9,800. 「세베르나야 파르마」는 — 8,500. 차이가 천 이상이네요.</w:t>
-      </w:r>
-    </w:p>
-    <w:p>
-      <w:pPr>
-        <w:pStyle w:val="BodyText"/>
-      </w:pPr>
-      <w:r>
-        <w:t xml:space="preserve">이리나: 셋째 — 인상하되 단계표로. 기본 — 9,800. 분기 100개부터 — 5퍼센트 할인. 300개부터 — 8퍼센트. 모두에게 똑같이. 밤새 계산했어요.</w:t>
-      </w:r>
-    </w:p>
-    <w:p>
-      <w:pPr>
-        <w:pStyle w:val="BodyText"/>
-      </w:pPr>
-      <w:r>
-        <w:t xml:space="preserve">디마: 그러니까 갈리나가 300개면 8퍼센트. 힘키의 의사도 300개를 사면 — 똑같이.</w:t>
-      </w:r>
-    </w:p>
-    <w:p>
-      <w:pPr>
-        <w:pStyle w:val="BodyText"/>
-      </w:pPr>
-      <w:r>
-        <w:t xml:space="preserve">이리나: 똑같이. 그게 공정한 할인이에요. 대화가 아니라 서류에 있는 할인.</w:t>
-      </w:r>
-    </w:p>
-    <w:p>
-      <w:pPr>
-        <w:pStyle w:val="BodyText"/>
-      </w:pPr>
-      <w:r>
-        <w:t xml:space="preserve">알렉세이: 그럼 의사들한테 왜 볼코프보다 비싼지 어떻게 설명해요?</w:t>
-      </w:r>
-    </w:p>
-    <w:p>
-      <w:pPr>
-        <w:pStyle w:val="BodyText"/>
-      </w:pPr>
-      <w:r>
-        <w:t xml:space="preserve">올가: 설명하지 마요. 열거해요. 9,800 안에 뭐가 들어 있죠?</w:t>
-      </w:r>
-    </w:p>
-    <w:p>
-      <w:pPr>
-        <w:pStyle w:val="BodyText"/>
-      </w:pPr>
-      <w:r>
-        <w:t xml:space="preserve">디마: 교육. 합병증 프로토콜. 밤에 코르닐로바와 포미나 전화. 심사관 보고. 상자마다 로트 번호.</w:t>
-      </w:r>
-    </w:p>
-    <w:p>
-      <w:pPr>
-        <w:pStyle w:val="BodyText"/>
-      </w:pPr>
-      <w:r>
-        <w:t xml:space="preserve">올가: 그거예요. 볼코프는 주사기를 팔아요. 당신들은 주사기와 코르닐로바의 밤 전화를 팔아요.</w:t>
-      </w:r>
-    </w:p>
-    <w:p>
-      <w:pPr>
-        <w:pStyle w:val="BodyText"/>
-      </w:pPr>
-      <w:r>
-        <w:t xml:space="preserve">알렉세이: 좋은 문장이네요. 그런데 코르닐로바는 자기 전화번호가 가격표에 들어가는 걸 동의 안 할 거예요.</w:t>
-      </w:r>
-    </w:p>
-    <w:p>
-      <w:pPr>
-        <w:pStyle w:val="BodyText"/>
-      </w:pPr>
-      <w:r>
-        <w:t xml:space="preserve">올가: 가격표엔 「24시간 합병증 상담 라인」이라고 쓸 거예요. 누가 받는지는 — 우리 일이고요.</w:t>
-      </w:r>
-    </w:p>
-    <w:p>
-      <w:pPr>
-        <w:pStyle w:val="BodyText"/>
-      </w:pPr>
-      <w:r>
-        <w:t xml:space="preserve">이리나: 언제부터요? 며칠부터?</w:t>
-      </w:r>
-    </w:p>
-    <w:p>
-      <w:pPr>
-        <w:pStyle w:val="BodyText"/>
-      </w:pPr>
-      <w:r>
-        <w:t xml:space="preserve">올가: 내일은 아니에요. 60일. 모든 고객에게 편지. 새 가격은 — 6월 1일부터. 기존 계약은 — 끝날 때까지 기존 가격. 오래 살 생각인 회사들은 그렇게 해요.</w:t>
-      </w:r>
-    </w:p>
-    <w:p>
-      <w:pPr>
-        <w:pStyle w:val="BodyText"/>
-      </w:pPr>
-      <w:r>
-        <w:t xml:space="preserve">알렉세이: 60일이면 두 달 동안 마진이 나빠요.</w:t>
+        <w:t xml:space="preserve">이리나: 둘째 — 9,800으로 인상, 즉 9퍼센트 올려요. 그러면 마진이 35로 돌아와요.</w:t>
+      </w:r>
+    </w:p>
+    <w:p>
+      <w:pPr>
+        <w:pStyle w:val="BodyText"/>
+      </w:pPr>
+      <w:r>
+        <w:t xml:space="preserve">알렉세이: 9,800인데 「세베르나야 파르마」는 8,500이네요. 차이가 천 루블이 넘어요.</w:t>
+      </w:r>
+    </w:p>
+    <w:p>
+      <w:pPr>
+        <w:pStyle w:val="BodyText"/>
+      </w:pPr>
+      <w:r>
+        <w:t xml:space="preserve">이리나: 셋째 — 올리되 단계 할인을 둬요. 기본가 9,800. 분기 100개 이상 5퍼센트, 300개 이상 8퍼센트 할인, 모두에게 똑같이요. 이건 밤새 계산했어요.</w:t>
+      </w:r>
+    </w:p>
+    <w:p>
+      <w:pPr>
+        <w:pStyle w:val="BodyText"/>
+      </w:pPr>
+      <w:r>
+        <w:t xml:space="preserve">디마: 그러니까 갈리나는 300개면 8퍼센트를 받고, 힘키의 의사도 300개를 사면 똑같이 8퍼센트를 받는 거네요.</w:t>
+      </w:r>
+    </w:p>
+    <w:p>
+      <w:pPr>
+        <w:pStyle w:val="BodyText"/>
+      </w:pPr>
+      <w:r>
+        <w:t xml:space="preserve">이리나: 똑같이요. 그게 바로 공정한 할인이에요. 대화가 아니라 서류에 있으니까요.</w:t>
+      </w:r>
+    </w:p>
+    <w:p>
+      <w:pPr>
+        <w:pStyle w:val="BodyText"/>
+      </w:pPr>
+      <w:r>
+        <w:t xml:space="preserve">알렉세이: 그럼 왜 우리가 볼코프보다 비싼지 의사들한테 어떻게 설명하죠?</w:t>
+      </w:r>
+    </w:p>
+    <w:p>
+      <w:pPr>
+        <w:pStyle w:val="BodyText"/>
+      </w:pPr>
+      <w:r>
+        <w:t xml:space="preserve">올가: 설명하지 말고 나열하세요. 당신들의 9,800엔 뭐가 들어 있죠?</w:t>
+      </w:r>
+    </w:p>
+    <w:p>
+      <w:pPr>
+        <w:pStyle w:val="BodyText"/>
+      </w:pPr>
+      <w:r>
+        <w:t xml:space="preserve">디마: 과정, 부작용 프로토콜, 밤에도 되는 코르닐로바와 포미나 전화, 심사관 보고서, 상자마다 붙은 로트 번호요.</w:t>
+      </w:r>
+    </w:p>
+    <w:p>
+      <w:pPr>
+        <w:pStyle w:val="BodyText"/>
+      </w:pPr>
+      <w:r>
+        <w:t xml:space="preserve">올가: 그거예요. 볼코프는 주사기를 팔고, 당신들은 주사기와 코르닐로바의 밤 전화를 파는 거예요.</w:t>
+      </w:r>
+    </w:p>
+    <w:p>
+      <w:pPr>
+        <w:pStyle w:val="BodyText"/>
+      </w:pPr>
+      <w:r>
+        <w:t xml:space="preserve">알렉세이: 좋은 문장이네요. 하지만 코르닐로바가 자기 전화가 가격표에 오르는 건 동의 안 할 거예요.</w:t>
+      </w:r>
+    </w:p>
+    <w:p>
+      <w:pPr>
+        <w:pStyle w:val="BodyText"/>
+      </w:pPr>
+      <w:r>
+        <w:t xml:space="preserve">올가: 가격표엔 「24시간 부작용 상담 라인」이라고 쓰면 돼요. 누가 받는지는 우리 일이고요.</w:t>
+      </w:r>
+    </w:p>
+    <w:p>
+      <w:pPr>
+        <w:pStyle w:val="BodyText"/>
+      </w:pPr>
+      <w:r>
+        <w:t xml:space="preserve">이리나: 그럼 언제 시작해요? 새 가격은 며칠부터예요?</w:t>
+      </w:r>
+    </w:p>
+    <w:p>
+      <w:pPr>
+        <w:pStyle w:val="BodyText"/>
+      </w:pPr>
+      <w:r>
+        <w:t xml:space="preserve">올가: 내일은 안 돼요. 60일 뒤, 그리고 모든 고객에게 편지. 새 가격은 6월 1일부터, 기존 계약은 기간 끝까지 옛 가격으로요. 오래 살아남으려는 회사들은 그렇게 해요.</w:t>
+      </w:r>
+    </w:p>
+    <w:p>
+      <w:pPr>
+        <w:pStyle w:val="BodyText"/>
+      </w:pPr>
+      <w:r>
+        <w:t xml:space="preserve">알렉세이: 하지만 60일이면 두 달 동안 마진이 나쁘잖아요.</w:t>
       </w:r>
     </w:p>
     <w:p>
@@ -3582,87 +3582,87 @@
         <w:pStyle w:val="BodyText"/>
       </w:pPr>
       <w:r>
-        <w:t xml:space="preserve">디마: 제 보너스는요? 퍼센트가 아니잖아요. 안 바뀌죠?</w:t>
-      </w:r>
-    </w:p>
-    <w:p>
-      <w:pPr>
-        <w:pStyle w:val="BodyText"/>
-      </w:pPr>
-      <w:r>
-        <w:t xml:space="preserve">이리나: 안 바뀌어요. 당신은 루블이 아니라 의사로 받아요. 가격은 당신과 상관없어요.</w:t>
-      </w:r>
-    </w:p>
-    <w:p>
-      <w:pPr>
-        <w:pStyle w:val="BodyText"/>
-      </w:pPr>
-      <w:r>
-        <w:t xml:space="preserve">디마: 좋아요. 그럼 가격 얘기를 편하게 할 수 있겠네요. 올려 부르든 내려 부르든 저한텐 이득이 없으니까요.</w:t>
-      </w:r>
-    </w:p>
-    <w:p>
-      <w:pPr>
-        <w:pStyle w:val="BodyText"/>
-      </w:pPr>
-      <w:r>
-        <w:t xml:space="preserve">올가: 적었어요. 가격이 얼마든 상관없는 모스크바 유일의 매니저.</w:t>
-      </w:r>
-    </w:p>
-    <w:p>
-      <w:pPr>
-        <w:pStyle w:val="BodyText"/>
-      </w:pPr>
-      <w:r>
-        <w:t xml:space="preserve">알렉세이: 정합시다. 셋째 안. 9,800, 모두에게 같은 단계표, 60일. 투표.</w:t>
-      </w:r>
-    </w:p>
-    <w:p>
-      <w:pPr>
-        <w:pStyle w:val="BodyText"/>
-      </w:pPr>
-      <w:r>
-        <w:t xml:space="preserve">이리나: 찬성.</w:t>
-      </w:r>
-    </w:p>
-    <w:p>
-      <w:pPr>
-        <w:pStyle w:val="BodyText"/>
-      </w:pPr>
-      <w:r>
-        <w:t xml:space="preserve">올가: 찬성. 만장일치. 의사록.</w:t>
-      </w:r>
-    </w:p>
-    <w:p>
-      <w:pPr>
-        <w:pStyle w:val="BodyText"/>
-      </w:pPr>
-      <w:r>
-        <w:t xml:space="preserve">알렉세이: 새 가격으로 하는 첫 만남은 — 갈리나. 오늘 3시.</w:t>
-      </w:r>
-    </w:p>
-    <w:p>
-      <w:pPr>
-        <w:pStyle w:val="BodyText"/>
-      </w:pPr>
-      <w:r>
-        <w:t xml:space="preserve">디마: 15퍼센트를 요구하실 거예요. 벌써 저한테 그러셨어요.</w:t>
-      </w:r>
-    </w:p>
-    <w:p>
-      <w:pPr>
-        <w:pStyle w:val="BodyText"/>
-      </w:pPr>
-      <w:r>
-        <w:t xml:space="preserve">알렉세이: 그럼 우린 8이라고 말하죠. 모두처럼.</w:t>
-      </w:r>
-    </w:p>
-    <w:p>
-      <w:pPr>
-        <w:pStyle w:val="BodyText"/>
-      </w:pPr>
-      <w:r>
-        <w:t xml:space="preserve">올가: 그리고 「유감스럽게도」는 말하지 마요. 가격은 사과가 아니에요.</w:t>
+        <w:t xml:space="preserve">디마: 제 보너스는 어떻게 돼요? 비율이 아니니까 안 바뀌는 거죠?</w:t>
+      </w:r>
+    </w:p>
+    <w:p>
+      <w:pPr>
+        <w:pStyle w:val="BodyText"/>
+      </w:pPr>
+      <w:r>
+        <w:t xml:space="preserve">이리나: 안 바뀌어요. 루블이 아니라 의사 수로 받으니까요. 가격은 당신과 상관없어요.</w:t>
+      </w:r>
+    </w:p>
+    <w:p>
+      <w:pPr>
+        <w:pStyle w:val="BodyText"/>
+      </w:pPr>
+      <w:r>
+        <w:t xml:space="preserve">디마: 좋아요. 그럼 가격 얘기를 편하게 할 수 있겠네요. 올려도 내려도 저한텐 이득이 없으니까요.</w:t>
+      </w:r>
+    </w:p>
+    <w:p>
+      <w:pPr>
+        <w:pStyle w:val="BodyText"/>
+      </w:pPr>
+      <w:r>
+        <w:t xml:space="preserve">올가: 적었어요. 모스크바에서 가격이 얼마든 상관없는 유일한 매니저네요.</w:t>
+      </w:r>
+    </w:p>
+    <w:p>
+      <w:pPr>
+        <w:pStyle w:val="BodyText"/>
+      </w:pPr>
+      <w:r>
+        <w:t xml:space="preserve">알렉세이: 결정하죠: 셋째 안, 9,800, 모두에게 같은 단계 할인, 60일. 투표합시다.</w:t>
+      </w:r>
+    </w:p>
+    <w:p>
+      <w:pPr>
+        <w:pStyle w:val="BodyText"/>
+      </w:pPr>
+      <w:r>
+        <w:t xml:space="preserve">이리나: 찬성이요, 아주 기쁘게요.</w:t>
+      </w:r>
+    </w:p>
+    <w:p>
+      <w:pPr>
+        <w:pStyle w:val="BodyText"/>
+      </w:pPr>
+      <w:r>
+        <w:t xml:space="preserve">올가: 나도 찬성, 그러니까 만장일치예요. 의사록에 적을게요.</w:t>
+      </w:r>
+    </w:p>
+    <w:p>
+      <w:pPr>
+        <w:pStyle w:val="BodyText"/>
+      </w:pPr>
+      <w:r>
+        <w:t xml:space="preserve">알렉세이: 그리고 새 가격으로 하는 첫 미팅은 갈리나예요, 오늘 3시.</w:t>
+      </w:r>
+    </w:p>
+    <w:p>
+      <w:pPr>
+        <w:pStyle w:val="BodyText"/>
+      </w:pPr>
+      <w:r>
+        <w:t xml:space="preserve">디마: 15퍼센트를 요구할 거예요. 벌써 저한테 그렇게 말했어요.</w:t>
+      </w:r>
+    </w:p>
+    <w:p>
+      <w:pPr>
+        <w:pStyle w:val="BodyText"/>
+      </w:pPr>
+      <w:r>
+        <w:t xml:space="preserve">알렉세이: 그럼 우리는 다른 모두에게처럼 8이라고 말하죠.</w:t>
+      </w:r>
+    </w:p>
+    <w:p>
+      <w:pPr>
+        <w:pStyle w:val="BodyText"/>
+      </w:pPr>
+      <w:r>
+        <w:t xml:space="preserve">올가: 그리고 「유감스럽게도」라고 하지 마세요. 가격은 사과가 아니에요.</w:t>
       </w:r>
     </w:p>
     <w:bookmarkEnd w:id="34"/>
@@ -3680,239 +3680,239 @@
         <w:pStyle w:val="FirstParagraph"/>
       </w:pPr>
       <w:r>
-        <w:t xml:space="preserve">갈리나: 앉아요. 바로 본론. 분기 250개 — 그게 나예요. 15퍼센트를 원해요.</w:t>
-      </w:r>
-    </w:p>
-    <w:p>
-      <w:pPr>
-        <w:pStyle w:val="BodyText"/>
-      </w:pPr>
-      <w:r>
-        <w:t xml:space="preserve">알렉세이: 갈리나 페트로브나, 6월부터 새 가격표가 있어요. 제일 먼저 가져왔어요.</w:t>
-      </w:r>
-    </w:p>
-    <w:p>
-      <w:pPr>
-        <w:pStyle w:val="BodyText"/>
-      </w:pPr>
-      <w:r>
-        <w:t xml:space="preserve">갈리나: 제일 먼저. 기분 좋네요. 읽어 볼게요. 9,800? 가격을 올려요? 지금? 내가 할인을 요구하는데?</w:t>
-      </w:r>
-    </w:p>
-    <w:p>
-      <w:pPr>
-        <w:pStyle w:val="BodyText"/>
-      </w:pPr>
-      <w:r>
-        <w:t xml:space="preserve">디마: 루블이 12퍼센트 떨어졌어요. 공장에는 달러로 내요.</w:t>
-      </w:r>
-    </w:p>
-    <w:p>
-      <w:pPr>
-        <w:pStyle w:val="BodyText"/>
-      </w:pPr>
-      <w:r>
-        <w:t xml:space="preserve">갈리나: 그건 당신들 문제죠, 젊은이.</w:t>
-      </w:r>
-    </w:p>
-    <w:p>
-      <w:pPr>
-        <w:pStyle w:val="BodyText"/>
-      </w:pPr>
-      <w:r>
-        <w:t xml:space="preserve">알렉세이: 저희 문제죠. 그래서 그걸 해결해 달라고 부탁하지 않아요. 둘째 줄을 보세요. 단계표.</w:t>
-      </w:r>
-    </w:p>
-    <w:p>
-      <w:pPr>
-        <w:pStyle w:val="BodyText"/>
-      </w:pPr>
-      <w:r>
-        <w:t xml:space="preserve">갈리나: 100부터 — 5퍼센트. 300부터 — 8퍼센트. 8. 난 15를 요구했어요.</w:t>
-      </w:r>
-    </w:p>
-    <w:p>
-      <w:pPr>
-        <w:pStyle w:val="BodyText"/>
-      </w:pPr>
-      <w:r>
-        <w:t xml:space="preserve">알렉세이: 8은 — 300개를 사는 모두에게예요. 당신에게도, 힘키의 클리닉에도, 루블룝카에도. 똑같이.</w:t>
-      </w:r>
-    </w:p>
-    <w:p>
-      <w:pPr>
-        <w:pStyle w:val="BodyText"/>
-      </w:pPr>
-      <w:r>
-        <w:t xml:space="preserve">갈리나: 난 「모두」가 아니에요. 난 클리닉 여섯 곳에 해고된 구매 담당 한 명이에요.</w:t>
-      </w:r>
-    </w:p>
-    <w:p>
-      <w:pPr>
-        <w:pStyle w:val="BodyText"/>
-      </w:pPr>
-      <w:r>
-        <w:t xml:space="preserve">디마: 이 가격표를 처음 보신 분이에요. 그건 당신에게만 드릴 수 있는 거예요.</w:t>
-      </w:r>
-    </w:p>
-    <w:p>
-      <w:pPr>
-        <w:pStyle w:val="BodyText"/>
-      </w:pPr>
-      <w:r>
-        <w:t xml:space="preserve">갈리나: 멋지네요. 하지만 부족해요. 「세베르나야 파르마」는 8,500이에요. 단계표 같은 것도 없이.</w:t>
-      </w:r>
-    </w:p>
-    <w:p>
-      <w:pPr>
-        <w:pStyle w:val="BodyText"/>
-      </w:pPr>
-      <w:r>
-        <w:t xml:space="preserve">알렉세이: 알아요. 갈리나 페트로브나, 저희 9,800에 뭐가 들어 있는지 열거해도 될까요?</w:t>
-      </w:r>
-    </w:p>
-    <w:p>
-      <w:pPr>
-        <w:pStyle w:val="BodyText"/>
-      </w:pPr>
-      <w:r>
-        <w:t xml:space="preserve">갈리나: 해 봐요. 빨리요.</w:t>
-      </w:r>
-    </w:p>
-    <w:p>
-      <w:pPr>
-        <w:pStyle w:val="BodyText"/>
-      </w:pPr>
-      <w:r>
-        <w:t xml:space="preserve">디마: 새 의사들을 위한 교육. 24시간 합병증 상담 라인. 히알루로니다아제 프로토콜. 무슨 일이 생기면 심사관 보고. 상자마다 로트 번호. 그리고 저 — 뭔가 잘못되면요.</w:t>
-      </w:r>
-    </w:p>
-    <w:p>
-      <w:pPr>
-        <w:pStyle w:val="BodyText"/>
-      </w:pPr>
-      <w:r>
-        <w:t xml:space="preserve">갈리나: 볼코프한텐 그게 없어요?</w:t>
-      </w:r>
-    </w:p>
-    <w:p>
-      <w:pPr>
-        <w:pStyle w:val="BodyText"/>
-      </w:pPr>
-      <w:r>
-        <w:t xml:space="preserve">알렉세이: 볼코프에겐 좋은 젤과 큰 창고가 있죠. 합병증 라인은 없어요. 심사관 보고는 심사관이 물을 때 써요. 그리고 합병증이 생긴 환자는 볼코프한테 전화하지 않아요. 당신한테 하죠. 밤에.</w:t>
-      </w:r>
-    </w:p>
-    <w:p>
-      <w:pPr>
-        <w:pStyle w:val="BodyText"/>
-      </w:pPr>
-      <w:r>
-        <w:t xml:space="preserve">갈리나: 전화 왔었어요. 작년에 두 번. 당신들 젤 얘기는 아니고요.</w:t>
-      </w:r>
-    </w:p>
-    <w:p>
-      <w:pPr>
-        <w:pStyle w:val="BodyText"/>
-      </w:pPr>
-      <w:r>
-        <w:t xml:space="preserve">디마: 누가 도와줬어요? 밤에?</w:t>
-      </w:r>
-    </w:p>
-    <w:p>
-      <w:pPr>
-        <w:pStyle w:val="BodyText"/>
-      </w:pPr>
-      <w:r>
-        <w:t xml:space="preserve">갈리나: 아무도. 우리 의사랑 나. 아침까지. 공급사는 10시에 전화를 받았어요.</w:t>
-      </w:r>
-    </w:p>
-    <w:p>
-      <w:pPr>
-        <w:pStyle w:val="BodyText"/>
-      </w:pPr>
-      <w:r>
-        <w:t xml:space="preserve">알렉세이: 그럼 저희 9,800 안에 있는 건 — 혼자 보내는 밤과 코르닐로바와 함께하는 밤의 차이예요.</w:t>
-      </w:r>
-    </w:p>
-    <w:p>
-      <w:pPr>
-        <w:pStyle w:val="BodyText"/>
-      </w:pPr>
-      <w:r>
-        <w:t xml:space="preserve">갈리나: 잘 파네요. 바딤처럼. 다만 반대로.</w:t>
-      </w:r>
-    </w:p>
-    <w:p>
-      <w:pPr>
-        <w:pStyle w:val="BodyText"/>
-      </w:pPr>
-      <w:r>
-        <w:t xml:space="preserve">알렉세이: 바딤은 자기 주머니에 있는 걸 팔았죠. 저희는 — 가격표에 있는 걸 팔아요.</w:t>
-      </w:r>
-    </w:p>
-    <w:p>
-      <w:pPr>
-        <w:pStyle w:val="BodyText"/>
-      </w:pPr>
-      <w:r>
-        <w:t xml:space="preserve">갈리나: 내가 볼코프한테 가면요? 클리닉 여섯 곳이?</w:t>
-      </w:r>
-    </w:p>
-    <w:p>
-      <w:pPr>
-        <w:pStyle w:val="BodyText"/>
-      </w:pPr>
-      <w:r>
-        <w:t xml:space="preserve">알렉세이: 아쉬울 거예요. 하지만 당신 가격은 힘키의 의사와 똑같이 남을 거예요. 안 그러면 1년 뒤 힘키에서 알게 되죠. 그럼 우린 힘키도, 당신도 잃어요.</w:t>
-      </w:r>
-    </w:p>
-    <w:p>
-      <w:pPr>
-        <w:pStyle w:val="BodyText"/>
-      </w:pPr>
-      <w:r>
-        <w:t xml:space="preserve">갈리나: 왜 나까지요?</w:t>
-      </w:r>
-    </w:p>
-    <w:p>
-      <w:pPr>
-        <w:pStyle w:val="BodyText"/>
-      </w:pPr>
-      <w:r>
-        <w:t xml:space="preserve">디마: 당신이 우리 가격표를 믿지 않게 될 테니까요. 당신에게 15를 줄 수 있으면, 누군가에겐 20도 줄 수 있다는 거죠. 몰래. 저흰 그걸 원하지 않아요. 당신을 위해서도, 우리를 위해서도.</w:t>
-      </w:r>
-    </w:p>
-    <w:p>
-      <w:pPr>
-        <w:pStyle w:val="BodyText"/>
-      </w:pPr>
-      <w:r>
-        <w:t xml:space="preserve">갈리나: 좋아요. 분기 300개. 8퍼센트. 당신들 가격표대로. 그리고 합병증 라인을 계약서에 넣어 줘요. 계약서에 없으면, 밤에도 없을 거니까.</w:t>
-      </w:r>
-    </w:p>
-    <w:p>
-      <w:pPr>
-        <w:pStyle w:val="BodyText"/>
-      </w:pPr>
-      <w:r>
-        <w:t xml:space="preserve">알렉세이: 넣을게요. 별도 조항으로.</w:t>
-      </w:r>
-    </w:p>
-    <w:p>
-      <w:pPr>
-        <w:pStyle w:val="BodyText"/>
-      </w:pPr>
-      <w:r>
-        <w:t xml:space="preserve">갈리나: 그리고 마지막. 모스크바에서 처음 보는 거짓말 안 하는 가격표예요. 벽에 걸어 둘게요.</w:t>
-      </w:r>
-    </w:p>
-    <w:p>
-      <w:pPr>
-        <w:pStyle w:val="BodyText"/>
-      </w:pPr>
-      <w:r>
-        <w:t xml:space="preserve">알렉세이: 감사합니다. 상담 라인 전화기 옆에 걸어 주세요.</w:t>
+        <w:t xml:space="preserve">갈리나: 앉으세요, 바로 본론으로 가죠. 분기 250개 — 그게 나예요. 그러니 15퍼센트를 원해요.</w:t>
+      </w:r>
+    </w:p>
+    <w:p>
+      <w:pPr>
+        <w:pStyle w:val="BodyText"/>
+      </w:pPr>
+      <w:r>
+        <w:t xml:space="preserve">알렉세이: 갈리나 페트로브나, 6월부터 새 가격표가 나오는데, 제일 먼저 가져왔어요.</w:t>
+      </w:r>
+    </w:p>
+    <w:p>
+      <w:pPr>
+        <w:pStyle w:val="BodyText"/>
+      </w:pPr>
+      <w:r>
+        <w:t xml:space="preserve">갈리나: 제일 먼저요? 기분 좋네요. 읽어 볼게요… 9,800? 내가 할인해 달라는 지금 가격을 올린다고요?</w:t>
+      </w:r>
+    </w:p>
+    <w:p>
+      <w:pPr>
+        <w:pStyle w:val="BodyText"/>
+      </w:pPr>
+      <w:r>
+        <w:t xml:space="preserve">디마: 루블이 12퍼센트 떨어졌고, 저희는 공장에 달러로 지불해요.</w:t>
+      </w:r>
+    </w:p>
+    <w:p>
+      <w:pPr>
+        <w:pStyle w:val="BodyText"/>
+      </w:pPr>
+      <w:r>
+        <w:t xml:space="preserve">갈리나: 그건 당신들 문제죠, 젊은이. 내 문제가 아니고요.</w:t>
+      </w:r>
+    </w:p>
+    <w:p>
+      <w:pPr>
+        <w:pStyle w:val="BodyText"/>
+      </w:pPr>
+      <w:r>
+        <w:t xml:space="preserve">알렉세이: 저희 문제예요. 그래서 해결해 달라고 하지 않는 거고요. 두 번째 줄, 단계 할인을 봐 주세요.</w:t>
+      </w:r>
+    </w:p>
+    <w:p>
+      <w:pPr>
+        <w:pStyle w:val="BodyText"/>
+      </w:pPr>
+      <w:r>
+        <w:t xml:space="preserve">갈리나: 100개 이상 5퍼센트, 300개 이상 8퍼센트. 8이네요. 난 15를 요구했는데.</w:t>
+      </w:r>
+    </w:p>
+    <w:p>
+      <w:pPr>
+        <w:pStyle w:val="BodyText"/>
+      </w:pPr>
+      <w:r>
+        <w:t xml:space="preserve">알렉세이: 300개 사는 모두에게 8이에요: 당신께도, 힘키 클리닉에도, 루블룝카에도. 똑같이요.</w:t>
+      </w:r>
+    </w:p>
+    <w:p>
+      <w:pPr>
+        <w:pStyle w:val="BodyText"/>
+      </w:pPr>
+      <w:r>
+        <w:t xml:space="preserve">갈리나: 하지만 난 「모두」가 아니에요. 클리닉 여섯 곳에 해고된 구매 담당까지 있었잖아요, 기억하죠?</w:t>
+      </w:r>
+    </w:p>
+    <w:p>
+      <w:pPr>
+        <w:pStyle w:val="BodyText"/>
+      </w:pPr>
+      <w:r>
+        <w:t xml:space="preserve">디마: 대신 이 가격표를 처음 보신 분이에요. 그건 당신께만 드릴 수 있는 거예요.</w:t>
+      </w:r>
+    </w:p>
+    <w:p>
+      <w:pPr>
+        <w:pStyle w:val="BodyText"/>
+      </w:pPr>
+      <w:r>
+        <w:t xml:space="preserve">갈리나: 멋지네요, 하지만 부족해요. 「세베르나야 파르마」는 단계 같은 거 없이 8,500이에요.</w:t>
+      </w:r>
+    </w:p>
+    <w:p>
+      <w:pPr>
+        <w:pStyle w:val="BodyText"/>
+      </w:pPr>
+      <w:r>
+        <w:t xml:space="preserve">알렉세이: 알아요. 갈리나 페트로브나, 우리 9,800에 뭐가 들어 있는지 나열해도 될까요?</w:t>
+      </w:r>
+    </w:p>
+    <w:p>
+      <w:pPr>
+        <w:pStyle w:val="BodyText"/>
+      </w:pPr>
+      <w:r>
+        <w:t xml:space="preserve">갈리나: 나열해 보세요, 대신 빨리요.</w:t>
+      </w:r>
+    </w:p>
+    <w:p>
+      <w:pPr>
+        <w:pStyle w:val="BodyText"/>
+      </w:pPr>
+      <w:r>
+        <w:t xml:space="preserve">디마: 새 의사들을 위한 과정. 24시간 부작용 상담 라인. 히알루로니다제 프로토콜. 무슨 일이 생기면 심사관 보고. 상자마다 로트 번호. 그리고 뭔가 잘못되면 밤낮없이 저 개인이요.</w:t>
+      </w:r>
+    </w:p>
+    <w:p>
+      <w:pPr>
+        <w:pStyle w:val="BodyText"/>
+      </w:pPr>
+      <w:r>
+        <w:t xml:space="preserve">갈리나: 볼코프한텐 그런 게 다 없어요?</w:t>
+      </w:r>
+    </w:p>
+    <w:p>
+      <w:pPr>
+        <w:pStyle w:val="BodyText"/>
+      </w:pPr>
+      <w:r>
+        <w:t xml:space="preserve">알렉세이: 볼코프는 좋은 젤과 큰 창고가 있어요. 부작용 라인은 없어요. 심사관 보고서는 심사관이 물어야 써요. 그리고 부작용 생긴 환자는 볼코프한테 전화하지 않아요. 당신한테 전화하죠, 그것도 밤에요.</w:t>
+      </w:r>
+    </w:p>
+    <w:p>
+      <w:pPr>
+        <w:pStyle w:val="BodyText"/>
+      </w:pPr>
+      <w:r>
+        <w:t xml:space="preserve">갈리나: 실제로 전화가 왔었어요, 작년에 두 번. 당신네 젤 건은 아니었지만요.</w:t>
+      </w:r>
+    </w:p>
+    <w:p>
+      <w:pPr>
+        <w:pStyle w:val="BodyText"/>
+      </w:pPr>
+      <w:r>
+        <w:t xml:space="preserve">디마: 그때 밤에 누가 도와줬어요?</w:t>
+      </w:r>
+    </w:p>
+    <w:p>
+      <w:pPr>
+        <w:pStyle w:val="BodyText"/>
+      </w:pPr>
+      <w:r>
+        <w:t xml:space="preserve">갈리나: 아무도요. 우리 의사랑 나랑 아침까지 있었고, 공급자는 10시에야 전화를 받았어요.</w:t>
+      </w:r>
+    </w:p>
+    <w:p>
+      <w:pPr>
+        <w:pStyle w:val="BodyText"/>
+      </w:pPr>
+      <w:r>
+        <w:t xml:space="preserve">알렉세이: 그럼 우리 9,800엔 혼자 보내는 밤과 코르닐로바와 함께 보내는 밤의 차이가 들어 있는 거예요.</w:t>
+      </w:r>
+    </w:p>
+    <w:p>
+      <w:pPr>
+        <w:pStyle w:val="BodyText"/>
+      </w:pPr>
+      <w:r>
+        <w:t xml:space="preserve">갈리나: 잘 파시네요, 바딤처럼요. 다만 정반대로요.</w:t>
+      </w:r>
+    </w:p>
+    <w:p>
+      <w:pPr>
+        <w:pStyle w:val="BodyText"/>
+      </w:pPr>
+      <w:r>
+        <w:t xml:space="preserve">알렉세이: 바딤은 자기 주머니에 있는 걸 팔았고, 우리는 가격표에 적힌 걸 팔아요.</w:t>
+      </w:r>
+    </w:p>
+    <w:p>
+      <w:pPr>
+        <w:pStyle w:val="BodyText"/>
+      </w:pPr>
+      <w:r>
+        <w:t xml:space="preserve">갈리나: 내가 클리닉 여섯 곳을 다 데리고 볼코프한테 가면요?</w:t>
+      </w:r>
+    </w:p>
+    <w:p>
+      <w:pPr>
+        <w:pStyle w:val="BodyText"/>
+      </w:pPr>
+      <w:r>
+        <w:t xml:space="preserve">알렉세이: 아쉬울 거예요. 하지만 당신 가격은 힘키 의사와 똑같이 유지돼요. 안 그러면 1년 뒤 힘키에서 알게 돼요. 그러면 힘키도 당신도 다 잃어요.</w:t>
+      </w:r>
+    </w:p>
+    <w:p>
+      <w:pPr>
+        <w:pStyle w:val="BodyText"/>
+      </w:pPr>
+      <w:r>
+        <w:t xml:space="preserve">갈리나: 힘키는 알겠는데, 나는 왜 잃어요?</w:t>
+      </w:r>
+    </w:p>
+    <w:p>
+      <w:pPr>
+        <w:pStyle w:val="BodyText"/>
+      </w:pPr>
+      <w:r>
+        <w:t xml:space="preserve">디마: 우리 가격표를 더는 안 믿으실 테니까요. 당신께 15를 줄 수 있다면, 누군가에겐 몰래 20도 줄 수 있다는 뜻이잖아요. 저희는 그걸 원하지 않아요. 당신을 위해서도, 저희를 위해서도, 힘키 의사를 위해서도요.</w:t>
+      </w:r>
+    </w:p>
+    <w:p>
+      <w:pPr>
+        <w:pStyle w:val="BodyText"/>
+      </w:pPr>
+      <w:r>
+        <w:t xml:space="preserve">갈리나: 좋아요. 분기 300개, 8퍼센트 할인, 당신들 가격표대로요. 그리고 부작용 라인을 계약서에 넣어 줘요. 계약서에 없으면 밤에도 없을 테니까.</w:t>
+      </w:r>
+    </w:p>
+    <w:p>
+      <w:pPr>
+        <w:pStyle w:val="BodyText"/>
+      </w:pPr>
+      <w:r>
+        <w:t xml:space="preserve">알렉세이: 넣을게요, 별도 조항으로요. 약속해요.</w:t>
+      </w:r>
+    </w:p>
+    <w:p>
+      <w:pPr>
+        <w:pStyle w:val="BodyText"/>
+      </w:pPr>
+      <w:r>
+        <w:t xml:space="preserve">갈리나: 그리고 마지막으로. 모스크바에서 거짓말 안 하는 첫 가격표네요. 그래서 벽에 걸 거예요.</w:t>
+      </w:r>
+    </w:p>
+    <w:p>
+      <w:pPr>
+        <w:pStyle w:val="BodyText"/>
+      </w:pPr>
+      <w:r>
+        <w:t xml:space="preserve">알렉세이: 감사합니다. 늘 손 닿는 곳에 있게 상담 라인 전화기 옆에 걸어 주세요.</w:t>
       </w:r>
     </w:p>
     <w:bookmarkEnd w:id="35"/>
@@ -3930,199 +3930,199 @@
         <w:pStyle w:val="FirstParagraph"/>
       </w:pPr>
       <w:r>
-        <w:t xml:space="preserve">코르닐로바: 알렉세이, 편지 읽었어요. 6월 1일부터 9,800. 단계표. 60일.</w:t>
-      </w:r>
-    </w:p>
-    <w:p>
-      <w:pPr>
-        <w:pStyle w:val="BodyText"/>
-      </w:pPr>
-      <w:r>
-        <w:t xml:space="preserve">알렉세이: 네, 엘레나 빅토로브나. 두 번째로 받으셨어요. 갈리나 다음으로.</w:t>
-      </w:r>
-    </w:p>
-    <w:p>
-      <w:pPr>
-        <w:pStyle w:val="BodyText"/>
-      </w:pPr>
-      <w:r>
-        <w:t xml:space="preserve">코르닐로바: 두 번째. 난 첫 구매자였어요. 청구서 1번. 나도 — 가격표대로예요?</w:t>
-      </w:r>
-    </w:p>
-    <w:p>
-      <w:pPr>
-        <w:pStyle w:val="BodyText"/>
-      </w:pPr>
-      <w:r>
-        <w:t xml:space="preserve">알렉세이: 가격표대로요. 분기 120개 — 5퍼센트. 모두처럼요.</w:t>
-      </w:r>
-    </w:p>
-    <w:p>
-      <w:pPr>
-        <w:pStyle w:val="BodyText"/>
-      </w:pPr>
-      <w:r>
-        <w:t xml:space="preserve">코르닐로바: 모두처럼. 난 당신네 의사들을 가르쳤어요. 내가 처음 믿었어요. 그런데 나도 — 모두처럼?</w:t>
-      </w:r>
-    </w:p>
-    <w:p>
-      <w:pPr>
-        <w:pStyle w:val="BodyText"/>
-      </w:pPr>
-      <w:r>
-        <w:t xml:space="preserve">알렉세이: 모두처럼요. 첫 고객이라고 할인을 드리면, 내일은 누가 두 번째라고 할인을 원할 거예요. 그다음엔 — 제일 크다고. 그리고 1년 뒤면 가격표가 거짓말을 하게 되죠. 원장님이 직접 말씀하셨잖아요: 중요한 건 얼마가 아니라 어떻게라고.</w:t>
-      </w:r>
-    </w:p>
-    <w:p>
-      <w:pPr>
-        <w:pStyle w:val="BodyText"/>
-      </w:pPr>
-      <w:r>
-        <w:t xml:space="preserve">코르닐로바: 좋아요. 그럼 진실을 말할게요. 바로 그 말을 듣고 싶었어요.</w:t>
-      </w:r>
-    </w:p>
-    <w:p>
-      <w:pPr>
-        <w:pStyle w:val="BodyText"/>
-      </w:pPr>
-      <w:r>
-        <w:t xml:space="preserve">알렉세이: 뭘요?</w:t>
-      </w:r>
-    </w:p>
-    <w:p>
-      <w:pPr>
-        <w:pStyle w:val="BodyText"/>
-      </w:pPr>
-      <w:r>
-        <w:t xml:space="preserve">코르닐로바: 「모두처럼」. 첫 고객이라고 할인을 줬다면, 난 당신을 믿지 않게 됐을 거예요. 20년 동안 유통사들이 할인으로 의사들의 충성을 사는 걸 봤어요. 처음엔 할인, 그다음엔 여행, 그다음엔 봉투. 당신은 나부터 시작했겠죠.</w:t>
-      </w:r>
-    </w:p>
-    <w:p>
-      <w:pPr>
-        <w:pStyle w:val="BodyText"/>
-      </w:pPr>
-      <w:r>
-        <w:t xml:space="preserve">알렉세이: 저를 시험하신 거예요?</w:t>
-      </w:r>
-    </w:p>
-    <w:p>
-      <w:pPr>
-        <w:pStyle w:val="BodyText"/>
-      </w:pPr>
-      <w:r>
-        <w:t xml:space="preserve">코르닐로바: 난 모두를 시험해요. 한 원장님, 가리포바, 오를로프. 이제 당신. 합격이에요.</w:t>
-      </w:r>
-    </w:p>
-    <w:p>
-      <w:pPr>
-        <w:pStyle w:val="BodyText"/>
-      </w:pPr>
-      <w:r>
-        <w:t xml:space="preserve">이리나: 엘레나 빅토로브나, 저도 질문이 있어요. 원장님 일당 — 2만 5천. 작년 거예요.</w:t>
-      </w:r>
-    </w:p>
-    <w:p>
-      <w:pPr>
-        <w:pStyle w:val="BodyText"/>
-      </w:pPr>
-      <w:r>
-        <w:t xml:space="preserve">코르닐로바: 올려 달라고 한 적 없어요.</w:t>
-      </w:r>
-    </w:p>
-    <w:p>
-      <w:pPr>
-        <w:pStyle w:val="BodyText"/>
-      </w:pPr>
-      <w:r>
-        <w:t xml:space="preserve">이리나: 알아요. 하지만 루블 때문에 우리가 가격을 9퍼센트 올리면, 강사 요율도 똑같이 올라가요. 모두에게. 안 그러면 루블이 우리한테만 떨어지고 원장님한텐 안 떨어진 셈이 되니까요.</w:t>
-      </w:r>
-    </w:p>
-    <w:p>
-      <w:pPr>
-        <w:pStyle w:val="BodyText"/>
-      </w:pPr>
-      <w:r>
-        <w:t xml:space="preserve">코르닐로바: 2만 7,250. 이상한 사람들이네. 아무도 안 올려 달라는 걸 스스로 올리다니.</w:t>
-      </w:r>
-    </w:p>
-    <w:p>
-      <w:pPr>
-        <w:pStyle w:val="BodyText"/>
-      </w:pPr>
-      <w:r>
-        <w:t xml:space="preserve">이리나: 2년 앞을 보고 흥정하는 거예요. 아직 못 들으셨어요?</w:t>
-      </w:r>
-    </w:p>
-    <w:p>
-      <w:pPr>
-        <w:pStyle w:val="BodyText"/>
-      </w:pPr>
-      <w:r>
-        <w:t xml:space="preserve">코르닐로바: 들었어요. 가리포바한테서. 요즘 학생들한테 당신 말을 따라 해요.</w:t>
-      </w:r>
-    </w:p>
-    <w:p>
-      <w:pPr>
-        <w:pStyle w:val="BodyText"/>
-      </w:pPr>
-      <w:r>
-        <w:t xml:space="preserve">알렉세이: 그럼 합의된 거죠? 가격표대로, 5퍼센트, 그리고 일당 — 9퍼센트 인상?</w:t>
-      </w:r>
-    </w:p>
-    <w:p>
-      <w:pPr>
-        <w:pStyle w:val="BodyText"/>
-      </w:pPr>
-      <w:r>
-        <w:t xml:space="preserve">코르닐로바: 합의예요. 그리고 하나 더. 당신네 볼코프. 「세베르나야 파르마」.</w:t>
-      </w:r>
-    </w:p>
-    <w:p>
-      <w:pPr>
-        <w:pStyle w:val="BodyText"/>
-      </w:pPr>
-      <w:r>
-        <w:t xml:space="preserve">알렉세이: 그쪽이 왜요?</w:t>
-      </w:r>
-    </w:p>
-    <w:p>
-      <w:pPr>
-        <w:pStyle w:val="BodyText"/>
-      </w:pPr>
-      <w:r>
-        <w:t xml:space="preserve">코르닐로바: 금요일에 나한테 전화했어요. 자기 젤을 8천에 주겠다고. 그리고 소치에서 「학술 자문 위원회」. 나 개인한테. 20년째 듣는 단어예요 — 「학술」.</w:t>
-      </w:r>
-    </w:p>
-    <w:p>
-      <w:pPr>
-        <w:pStyle w:val="BodyText"/>
-      </w:pPr>
-      <w:r>
-        <w:t xml:space="preserve">알렉세이: 뭐라고 답하셨어요?</w:t>
-      </w:r>
-    </w:p>
-    <w:p>
-      <w:pPr>
-        <w:pStyle w:val="BodyText"/>
-      </w:pPr>
-      <w:r>
-        <w:t xml:space="preserve">코르닐로바: 나한테 할인을 안 해 주는 공급사가 이미 있다고. 그리고 그게 20년 동안 나한테 일어난 일 중 최고라고. 못 알아듣더군요. 다시 전화하겠대요.</w:t>
-      </w:r>
-    </w:p>
-    <w:p>
-      <w:pPr>
-        <w:pStyle w:val="BodyText"/>
-      </w:pPr>
-      <w:r>
-        <w:t xml:space="preserve">알렉세이: 다시 할 거예요.</w:t>
-      </w:r>
-    </w:p>
-    <w:p>
-      <w:pPr>
-        <w:pStyle w:val="BodyText"/>
-      </w:pPr>
-      <w:r>
-        <w:t xml:space="preserve">코르닐로바: 하라고 해요. 이제 어떻게 답할지 알아요. 「형용사 없이」.</w:t>
+        <w:t xml:space="preserve">코르닐로바: 알렉세이, 편지 읽었어요: 6월 1일부터 9,800, 단계 할인, 60일.</w:t>
+      </w:r>
+    </w:p>
+    <w:p>
+      <w:pPr>
+        <w:pStyle w:val="BodyText"/>
+      </w:pPr>
+      <w:r>
+        <w:t xml:space="preserve">알렉세이: 네, 엘레나 빅토로브나. 갈리나 바로 다음, 두 번째로 받으셨어요.</w:t>
+      </w:r>
+    </w:p>
+    <w:p>
+      <w:pPr>
+        <w:pStyle w:val="BodyText"/>
+      </w:pPr>
+      <w:r>
+        <w:t xml:space="preserve">코르닐로바: 두 번째라. 난 첫 구매자였잖아요, 청구서 1번. 나도 가격표대로예요?</w:t>
+      </w:r>
+    </w:p>
+    <w:p>
+      <w:pPr>
+        <w:pStyle w:val="BodyText"/>
+      </w:pPr>
+      <w:r>
+        <w:t xml:space="preserve">알렉세이: 네, 가격표대로요. 분기 120개면 모두와 똑같이 5퍼센트 할인이에요.</w:t>
+      </w:r>
+    </w:p>
+    <w:p>
+      <w:pPr>
+        <w:pStyle w:val="BodyText"/>
+      </w:pPr>
+      <w:r>
+        <w:t xml:space="preserve">코르닐로바: 모두와 똑같이요? 당신네 의사들을 가르쳤고, 제일 먼저 믿었는데, 나도 모두와 똑같이요?</w:t>
+      </w:r>
+    </w:p>
+    <w:p>
+      <w:pPr>
+        <w:pStyle w:val="BodyText"/>
+      </w:pPr>
+      <w:r>
+        <w:t xml:space="preserve">알렉세이: 모두와 똑같이요. 첫 번째라고 할인을 드리면 내일은 누군가 두 번째라고, 그다음엔 제일 크다고 할인을 원할 거예요. 그러면 1년 뒤엔 가격표가 거짓말을 하죠. 원장님이 직접 말씀하셨잖아요: 중요한 건 얼마가 아니라 어떻게라고.</w:t>
+      </w:r>
+    </w:p>
+    <w:p>
+      <w:pPr>
+        <w:pStyle w:val="BodyText"/>
+      </w:pPr>
+      <w:r>
+        <w:t xml:space="preserve">코르닐로바: 좋아요. 그럼 솔직히 말할게요: 바로 그 말이 듣고 싶었어요.</w:t>
+      </w:r>
+    </w:p>
+    <w:p>
+      <w:pPr>
+        <w:pStyle w:val="BodyText"/>
+      </w:pPr>
+      <w:r>
+        <w:t xml:space="preserve">알렉세이: 죄송하지만, 정확히 어떤 말이요?</w:t>
+      </w:r>
+    </w:p>
+    <w:p>
+      <w:pPr>
+        <w:pStyle w:val="BodyText"/>
+      </w:pPr>
+      <w:r>
+        <w:t xml:space="preserve">코르닐로바: 「모두와 똑같이」. 첫 번째라고 할인을 줬다면, 난 당신을 더는 믿지 않았을 거예요. 20년 동안 유통사들이 할인으로 의사들의 충성을 사는 걸 봐 왔어요. 처음엔 할인, 그다음엔 여행, 그다음엔 봉투. 당신은 나부터 시작했겠죠.</w:t>
+      </w:r>
+    </w:p>
+    <w:p>
+      <w:pPr>
+        <w:pStyle w:val="BodyText"/>
+      </w:pPr>
+      <w:r>
+        <w:t xml:space="preserve">알렉세이: 그럼 지금까지 저를 시험하신 거예요?</w:t>
+      </w:r>
+    </w:p>
+    <w:p>
+      <w:pPr>
+        <w:pStyle w:val="BodyText"/>
+      </w:pPr>
+      <w:r>
+        <w:t xml:space="preserve">코르닐로바: 난 모두를 시험해요: 한 원장님, 가리포바, 오를로프, 그리고 이제 당신도요. 합격이에요.</w:t>
+      </w:r>
+    </w:p>
+    <w:p>
+      <w:pPr>
+        <w:pStyle w:val="BodyText"/>
+      </w:pPr>
+      <w:r>
+        <w:t xml:space="preserve">이리나: 엘레나 빅토로브나, 저도 질문이 있어요. 원장님 강의료가 2만 5천인데, 그건 작년 기준이에요.</w:t>
+      </w:r>
+    </w:p>
+    <w:p>
+      <w:pPr>
+        <w:pStyle w:val="BodyText"/>
+      </w:pPr>
+      <w:r>
+        <w:t xml:space="preserve">코르닐로바: 하지만 올려 달라고 한 적 없는데요.</w:t>
+      </w:r>
+    </w:p>
+    <w:p>
+      <w:pPr>
+        <w:pStyle w:val="BodyText"/>
+      </w:pPr>
+      <w:r>
+        <w:t xml:space="preserve">이리나: 알아요. 하지만 루블 때문에 가격을 9퍼센트 올린다면 강사 요율도 똑같이, 모두에게 올라가요. 안 그러면 루블이 우리한테만 떨어지고 원장님께는 안 떨어지는 셈이 되니까요.</w:t>
+      </w:r>
+    </w:p>
+    <w:p>
+      <w:pPr>
+        <w:pStyle w:val="BodyText"/>
+      </w:pPr>
+      <w:r>
+        <w:t xml:space="preserve">코르닐로바: 2만 7,250. 이상한 사람들이네요. 아무도 올려 달라고 안 한 걸 스스로 올리다니.</w:t>
+      </w:r>
+    </w:p>
+    <w:p>
+      <w:pPr>
+        <w:pStyle w:val="BodyText"/>
+      </w:pPr>
+      <w:r>
+        <w:t xml:space="preserve">이리나: 저는 2년 앞을 보고 흥정해요. 제 입으로 이 말 아직 못 들으셨어요?</w:t>
+      </w:r>
+    </w:p>
+    <w:p>
+      <w:pPr>
+        <w:pStyle w:val="BodyText"/>
+      </w:pPr>
+      <w:r>
+        <w:t xml:space="preserve">코르닐로바: 들었어요, 다만 가리포바한테서요. 요즘 자기 학생들한테 당신 말을 그대로 따라 해요.</w:t>
+      </w:r>
+    </w:p>
+    <w:p>
+      <w:pPr>
+        <w:pStyle w:val="BodyText"/>
+      </w:pPr>
+      <w:r>
+        <w:t xml:space="preserve">알렉세이: 그럼 합의된 거죠? 가격표대로 5퍼센트 할인, 강의료는 9퍼센트 인상?</w:t>
+      </w:r>
+    </w:p>
+    <w:p>
+      <w:pPr>
+        <w:pStyle w:val="BodyText"/>
+      </w:pPr>
+      <w:r>
+        <w:t xml:space="preserve">코르닐로바: 합의했어요. 그리고 하나 더, 「세베르나야 파르마」의 당신네 볼코프 얘기예요.</w:t>
+      </w:r>
+    </w:p>
+    <w:p>
+      <w:pPr>
+        <w:pStyle w:val="BodyText"/>
+      </w:pPr>
+      <w:r>
+        <w:t xml:space="preserve">알렉세이: 그 사람한테 무슨 일이 있었어요?</w:t>
+      </w:r>
+    </w:p>
+    <w:p>
+      <w:pPr>
+        <w:pStyle w:val="BodyText"/>
+      </w:pPr>
+      <w:r>
+        <w:t xml:space="preserve">코르닐로바: 금요일에 전화해서 자기 젤을 8천에 주겠다더군요. 그리고 날 위한 소치 「학술 위원회」까지요. 20년째 듣는 단어예요 — 「학술」. 그리고 매번 그 뒤엔 바다가 있죠.</w:t>
+      </w:r>
+    </w:p>
+    <w:p>
+      <w:pPr>
+        <w:pStyle w:val="BodyText"/>
+      </w:pPr>
+      <w:r>
+        <w:t xml:space="preserve">알렉세이: 그래서 뭐라고 하셨어요?</w:t>
+      </w:r>
+    </w:p>
+    <w:p>
+      <w:pPr>
+        <w:pStyle w:val="BodyText"/>
+      </w:pPr>
+      <w:r>
+        <w:t xml:space="preserve">코르닐로바: 나한테 할인을 안 해 주는 공급자가 이미 있다고요. 그리고 그게 20년 동안 나한테 일어난 일 중 최고라고요. 그 사람은 하나도 이해 못 하고, 꼭 다시 전화하겠대요.</w:t>
+      </w:r>
+    </w:p>
+    <w:p>
+      <w:pPr>
+        <w:pStyle w:val="BodyText"/>
+      </w:pPr>
+      <w:r>
+        <w:t xml:space="preserve">알렉세이: 분명히 다시 전화할 거예요. 그런 사람들은 늘 다시 전화하거든요.</w:t>
+      </w:r>
+    </w:p>
+    <w:p>
+      <w:pPr>
+        <w:pStyle w:val="BodyText"/>
+      </w:pPr>
+      <w:r>
+        <w:t xml:space="preserve">코르닐로바: 하라고 해요. 이제 어떻게 대답할지 알아요: 「형용사 없이」.</w:t>
       </w:r>
     </w:p>
     <w:bookmarkEnd w:id="36"/>
@@ -4140,119 +4140,119 @@
         <w:pStyle w:val="FirstParagraph"/>
       </w:pPr>
       <w:r>
-        <w:t xml:space="preserve">올가: 알렉세이 니콜라예비치, 고객 편지요. 첫 문장: 「유감스럽게도 저희는 부득이…」</w:t>
-      </w:r>
-    </w:p>
-    <w:p>
-      <w:pPr>
-        <w:pStyle w:val="BodyText"/>
-      </w:pPr>
-      <w:r>
-        <w:t xml:space="preserve">알렉세이: 지우시게요?</w:t>
-      </w:r>
-    </w:p>
-    <w:p>
-      <w:pPr>
-        <w:pStyle w:val="BodyText"/>
-      </w:pPr>
-      <w:r>
-        <w:t xml:space="preserve">올가: 지워요. 가격은 사과가 아니에요. 실제로 무슨 일이 있었죠?</w:t>
-      </w:r>
-    </w:p>
-    <w:p>
-      <w:pPr>
-        <w:pStyle w:val="BodyText"/>
-      </w:pPr>
-      <w:r>
-        <w:t xml:space="preserve">알렉세이: 루블이 12퍼센트 떨어졌어요. 우린 달러로 내고요.</w:t>
-      </w:r>
-    </w:p>
-    <w:p>
-      <w:pPr>
-        <w:pStyle w:val="BodyText"/>
-      </w:pPr>
-      <w:r>
-        <w:t xml:space="preserve">올가: 그걸 써요. 숫자로.</w:t>
-      </w:r>
-    </w:p>
-    <w:p>
-      <w:pPr>
-        <w:pStyle w:val="BodyText"/>
-      </w:pPr>
-      <w:r>
-        <w:t xml:space="preserve">알렉세이: 「6월 1일부터 기본 가격 — 9,800루블. 사유: 매입가 12퍼센트 상승. 할인 단계표 — 모두에게 동일. 기존 계약 — 계약 종료 시까지 종전 가격」.</w:t>
-      </w:r>
-    </w:p>
-    <w:p>
-      <w:pPr>
-        <w:pStyle w:val="BodyText"/>
-      </w:pPr>
-      <w:r>
-        <w:t xml:space="preserve">이리나: 형용사 0. 「유감스럽게도」 0. 60일. 좋아요.</w:t>
-      </w:r>
-    </w:p>
-    <w:p>
-      <w:pPr>
-        <w:pStyle w:val="BodyText"/>
-      </w:pPr>
-      <w:r>
-        <w:t xml:space="preserve">디마: 한 줄 추가해도 될까요? 야간 상담 라인이요.</w:t>
-      </w:r>
-    </w:p>
-    <w:p>
-      <w:pPr>
-        <w:pStyle w:val="BodyText"/>
-      </w:pPr>
-      <w:r>
-        <w:t xml:space="preserve">올가: 돼요. 광고가 아니라 사실이라면.</w:t>
-      </w:r>
-    </w:p>
-    <w:p>
-      <w:pPr>
-        <w:pStyle w:val="BodyText"/>
-      </w:pPr>
-      <w:r>
-        <w:t xml:space="preserve">디마: 「가격에는 24시간 합병증 상담 라인이 포함됩니다」. 사실이에요. 코르닐로바가 동의했어요.</w:t>
-      </w:r>
-    </w:p>
-    <w:p>
-      <w:pPr>
-        <w:pStyle w:val="BodyText"/>
-      </w:pPr>
-      <w:r>
-        <w:t xml:space="preserve">올가: 사실이네요. 넣어요.</w:t>
-      </w:r>
-    </w:p>
-    <w:p>
-      <w:pPr>
-        <w:pStyle w:val="BodyText"/>
-      </w:pPr>
-      <w:r>
-        <w:t xml:space="preserve">이리나: 오늘 결산: 갈리나 — 300개, 코르닐로바 — 120개. 6월부터 마진 — 34.</w:t>
-      </w:r>
-    </w:p>
-    <w:p>
-      <w:pPr>
-        <w:pStyle w:val="BodyText"/>
-      </w:pPr>
-      <w:r>
-        <w:t xml:space="preserve">알렉세이: 볼코프가 우릴 싫어하네요.</w:t>
-      </w:r>
-    </w:p>
-    <w:p>
-      <w:pPr>
-        <w:pStyle w:val="BodyText"/>
-      </w:pPr>
-      <w:r>
-        <w:t xml:space="preserve">올가: 볼코프는 아직 우릴 눈치채지도 못했어요. 그게 더 나빠요. 눈치채면 — 더 재밌어질 거예요.</w:t>
-      </w:r>
-    </w:p>
-    <w:p>
-      <w:pPr>
-        <w:pStyle w:val="BodyText"/>
-      </w:pPr>
-      <w:r>
-        <w:t xml:space="preserve">알렉세이: 그럼 그 사람 전화가 올 때쯤엔 거짓말 안 하는 가격표가 있을 거예요. 가격도 약속이에요. 본론으로 갑시다: 편지는 내일 9시에, 이리나의 두 번째 서명과 함께 나가요.</w:t>
+        <w:t xml:space="preserve">올가: 알렉세이 니콜라예비치, 고객들에게 보낼 편지를 읽고 있어요. 첫 문장: 「유감스럽게도, 저희는 부득이…」</w:t>
+      </w:r>
+    </w:p>
+    <w:p>
+      <w:pPr>
+        <w:pStyle w:val="BodyText"/>
+      </w:pPr>
+      <w:r>
+        <w:t xml:space="preserve">알렉세이: 지우시는 거죠?</w:t>
+      </w:r>
+    </w:p>
+    <w:p>
+      <w:pPr>
+        <w:pStyle w:val="BodyText"/>
+      </w:pPr>
+      <w:r>
+        <w:t xml:space="preserve">올가: 지워요. 가격은 사과가 아니니까요. 실제로 무슨 일이 있었죠?</w:t>
+      </w:r>
+    </w:p>
+    <w:p>
+      <w:pPr>
+        <w:pStyle w:val="BodyText"/>
+      </w:pPr>
+      <w:r>
+        <w:t xml:space="preserve">알렉세이: 루블이 12퍼센트 떨어졌고, 우리는 달러로 지불해요.</w:t>
+      </w:r>
+    </w:p>
+    <w:p>
+      <w:pPr>
+        <w:pStyle w:val="BodyText"/>
+      </w:pPr>
+      <w:r>
+        <w:t xml:space="preserve">올가: 바로 그걸 쓰세요, 숫자로요.</w:t>
+      </w:r>
+    </w:p>
+    <w:p>
+      <w:pPr>
+        <w:pStyle w:val="BodyText"/>
+      </w:pPr>
+      <w:r>
+        <w:t xml:space="preserve">알렉세이: 「6월 1일부터 기본가 — 9,800루블. 사유: 매입가 12퍼센트 상승. 할인 단계 — 모두에게 동일. 기존 계약 — 기간 종료까지 종전 가격」.</w:t>
+      </w:r>
+    </w:p>
+    <w:p>
+      <w:pPr>
+        <w:pStyle w:val="BodyText"/>
+      </w:pPr>
+      <w:r>
+        <w:t xml:space="preserve">이리나: 형용사 0개, 「유감스럽게도」 0개, 그리고 60일. 좋아요.</w:t>
+      </w:r>
+    </w:p>
+    <w:p>
+      <w:pPr>
+        <w:pStyle w:val="BodyText"/>
+      </w:pPr>
+      <w:r>
+        <w:t xml:space="preserve">디마: 한 줄만 더 넣어도 될까요? 야간 상담 라인에 대해서요.</w:t>
+      </w:r>
+    </w:p>
+    <w:p>
+      <w:pPr>
+        <w:pStyle w:val="BodyText"/>
+      </w:pPr>
+      <w:r>
+        <w:t xml:space="preserve">올가: 돼요. 광고가 아니라 사실이라면요.</w:t>
+      </w:r>
+    </w:p>
+    <w:p>
+      <w:pPr>
+        <w:pStyle w:val="BodyText"/>
+      </w:pPr>
+      <w:r>
+        <w:t xml:space="preserve">디마: 「가격에는 24시간 부작용 상담 라인이 포함됩니다」. 사실이에요, 코르닐로바가 동의했어요.</w:t>
+      </w:r>
+    </w:p>
+    <w:p>
+      <w:pPr>
+        <w:pStyle w:val="BodyText"/>
+      </w:pPr>
+      <w:r>
+        <w:t xml:space="preserve">올가: 네, 사실이네요. 넣으세요.</w:t>
+      </w:r>
+    </w:p>
+    <w:p>
+      <w:pPr>
+        <w:pStyle w:val="BodyText"/>
+      </w:pPr>
+      <w:r>
+        <w:t xml:space="preserve">이리나: 오늘 결산: 갈리나 300개, 코르닐로바 120개, 6월부터 마진은 34예요.</w:t>
+      </w:r>
+    </w:p>
+    <w:p>
+      <w:pPr>
+        <w:pStyle w:val="BodyText"/>
+      </w:pPr>
+      <w:r>
+        <w:t xml:space="preserve">알렉세이: 그런데 볼코프는 우릴 확실히 싫어하겠네요.</w:t>
+      </w:r>
+    </w:p>
+    <w:p>
+      <w:pPr>
+        <w:pStyle w:val="BodyText"/>
+      </w:pPr>
+      <w:r>
+        <w:t xml:space="preserve">올가: 볼코프는 아직 우릴 신경도 안 써요. 그게 더 나빠요. 신경 쓰기 시작하면 더 재밌어질 거예요.</w:t>
+      </w:r>
+    </w:p>
+    <w:p>
+      <w:pPr>
+        <w:pStyle w:val="BodyText"/>
+      </w:pPr>
+      <w:r>
+        <w:t xml:space="preserve">알렉세이: 그럼 그 사람이 전화할 때쯤엔 우리한테 거짓말 안 하는 가격표가 있겠죠. 가격도 약속이에요. 본론으로 갑시다: 편지는 내일 9시에 이리나의 두 번째 서명을 받아 나가요. 「유감스럽게도」는 없이요.</w:t>
       </w:r>
     </w:p>
     <w:bookmarkEnd w:id="37"/>
